--- a/docs/UML-диаграммы_Pokedex_Tracker.docx
+++ b/docs/UML-диаграммы_Pokedex_Tracker.docx
@@ -211,23 +211,7 @@
         <w:jc w:val="both"/>
       </w:pPr>
       <w:r>
-        <w:t>Цель работы – выполнить моделирование информационной системы «</w:t>
-      </w:r>
-      <w:proofErr w:type="spellStart"/>
-      <w:r>
-        <w:t>Pokédex</w:t>
-      </w:r>
-      <w:proofErr w:type="spellEnd"/>
-      <w:r>
-        <w:t xml:space="preserve"> </w:t>
-      </w:r>
-      <w:proofErr w:type="spellStart"/>
-      <w:r>
-        <w:t>Tracker</w:t>
-      </w:r>
-      <w:proofErr w:type="spellEnd"/>
-      <w:r>
-        <w:t>» с помощью диаграмм UML, диаграммы потоков данных (DFD) и функциональной модели IDEF0.</w:t>
+        <w:t xml:space="preserve">Цель работы – выполнить моделирование информационной системы «Pokédex Tracker» с помощью диаграмм UML, диаграммы потоков данных (DFD) и функциональной модели IDEF0.</w:t>
       </w:r>
     </w:p>
     <w:p>
@@ -236,53 +220,8 @@
         <w:ind w:firstLine="709"/>
         <w:jc w:val="both"/>
       </w:pPr>
-      <w:proofErr w:type="spellStart"/>
-      <w:r>
-        <w:t>Pokédex</w:t>
-      </w:r>
-      <w:proofErr w:type="spellEnd"/>
-      <w:r>
-        <w:t xml:space="preserve"> </w:t>
-      </w:r>
-      <w:proofErr w:type="spellStart"/>
-      <w:r>
-        <w:t>Tracker</w:t>
-      </w:r>
-      <w:proofErr w:type="spellEnd"/>
-      <w:r>
-        <w:t xml:space="preserve"> – клиентское веб-приложение на HTML, CSS и JavaScript, предназначенное для учёта прогресса поимки покемонов. Основная единица приложения – профиль: он привязан к конкретной игре (или к национальному </w:t>
-      </w:r>
-      <w:proofErr w:type="spellStart"/>
-      <w:r>
-        <w:t>покедексу</w:t>
-      </w:r>
-      <w:proofErr w:type="spellEnd"/>
-      <w:r>
-        <w:t xml:space="preserve">), имеет выбранный тип </w:t>
-      </w:r>
-      <w:proofErr w:type="spellStart"/>
-      <w:r>
-        <w:t>декса</w:t>
-      </w:r>
-      <w:proofErr w:type="spellEnd"/>
-      <w:r>
-        <w:t xml:space="preserve"> и общий флаг </w:t>
-      </w:r>
-      <w:proofErr w:type="spellStart"/>
-      <w:r>
-        <w:t>shiny</w:t>
-      </w:r>
-      <w:proofErr w:type="spellEnd"/>
-      <w:r>
-        <w:t xml:space="preserve">-режима. Для каждого покемона в профиле вручную задаётся один из трёх статусов: не пойман, есть </w:t>
-      </w:r>
-      <w:proofErr w:type="spellStart"/>
-      <w:r>
-        <w:t>предэволюция</w:t>
-      </w:r>
-      <w:proofErr w:type="spellEnd"/>
-      <w:r>
-        <w:t>, пойман.</w:t>
+      <w:r>
+        <w:t xml:space="preserve">Pokédex Tracker – клиентское веб-приложение на HTML, CSS и JavaScript, предназначенное для учёта прогресса поимки покемонов. Основная единица приложения – профиль: он привязан к конкретной игре (или к национальному покедексу), имеет выбранный тип декса и общий флаг shiny-режима. Для каждого покемона в профиле вручную задаётся один из трёх статусов: не пойман, есть предэволюция, пойман. Приложение работает без сервера: все данные хранятся в базе данных SQLite – одном файле с расширением .db. Для работы с ним в браузере используется библиотека sql.js (SQLite, скомпилированный в WebAssembly): приложение открывает файл базы, выполняет SQL-запросы (SELECT, INSERT, UPDATE) и записывает изменения обратно в тот же файл через File System Access API браузера.</w:t>
       </w:r>
     </w:p>
     <w:p>
@@ -292,15 +231,7 @@
         <w:jc w:val="both"/>
       </w:pPr>
       <w:r>
-        <w:t xml:space="preserve">В системе предусмотрены три роли: пользователь, менеджер и администратор. Менеджер заполняет недостающие данные о локациях покемонов для игр 8–9 поколений, которых нет в </w:t>
-      </w:r>
-      <w:proofErr w:type="spellStart"/>
-      <w:r>
-        <w:t>PokeAPI</w:t>
-      </w:r>
-      <w:proofErr w:type="spellEnd"/>
-      <w:r>
-        <w:t>. Администратор управляет пользователями и их ролями.</w:t>
+        <w:t xml:space="preserve">В системе предусмотрены три роли: пользователь, менеджер и администратор. Менеджер заполняет недостающие данные о локациях покемонов для игр 8–9 поколений, которых нет в PokeAPI. Администратор управляет пользователями и их ролями.</w:t>
       </w:r>
     </w:p>
     <w:p>
@@ -330,7 +261,7 @@
         <w:jc w:val="both"/>
       </w:pPr>
       <w:r>
-        <w:t xml:space="preserve">Диаграмма классов показывает статическую структуру системы: из каких классов она состоит, какие данные (атрибуты) хранит каждый класс, какие действия (методы) он выполняет и как классы связаны между собой. </w:t>
+        <w:t>Диаграмма классов показывает статическую структуру системы: из каких классов она состоит, какие данные (атрибуты) хранит каждый класс, какие действия (методы) он выполняет и как классы связаны между собой. Диаграмма классов приведена на рисунке 1.</w:t>
       </w:r>
     </w:p>
     <w:p>
@@ -357,7 +288,7 @@
         <w:lastRenderedPageBreak/>
         <w:drawing>
           <wp:inline distT="0" distB="0" distL="0" distR="0" wp14:anchorId="660095FD" wp14:editId="3F87093D">
-            <wp:extent cx="8477250" cy="5400675"/>
+            <wp:extent cx="8477250" cy="5236985"/>
             <wp:effectExtent l="0" t="0" r="0" b="0"/>
             <wp:docPr id="1" name="Рисунок 1"/>
             <wp:cNvGraphicFramePr>
@@ -382,7 +313,7 @@
                   <pic:spPr bwMode="auto">
                     <a:xfrm>
                       <a:off x="0" y="0"/>
-                      <a:ext cx="8477250" cy="5400675"/>
+                      <a:ext cx="8477250" cy="5236985"/>
                     </a:xfrm>
                     <a:prstGeom prst="rect">
                       <a:avLst/>
@@ -423,23 +354,7 @@
       </w:pPr>
       <w:r>
         <w:lastRenderedPageBreak/>
-        <w:t>Каждый класс изображён прямоугольником из трёх частей: название, атрибуты и методы. Знак «-» обозначает закрытый (</w:t>
-      </w:r>
-      <w:proofErr w:type="spellStart"/>
-      <w:r>
-        <w:t>private</w:t>
-      </w:r>
-      <w:proofErr w:type="spellEnd"/>
-      <w:r>
-        <w:t>) элемент, знак «+» – открытый (</w:t>
-      </w:r>
-      <w:proofErr w:type="spellStart"/>
-      <w:r>
-        <w:t>public</w:t>
-      </w:r>
-      <w:proofErr w:type="spellEnd"/>
-      <w:r>
-        <w:t>). После двоеточия указан тип данных атрибута или тип значения, которое возвращает метод.</w:t>
+        <w:t>Каждый класс изображён прямоугольником из трёх частей: название, атрибуты и методы. Знак «-» обозначает закрытый (private) элемент, знак «+» – открытый (public). После двоеточия указан тип данных атрибута или тип значения, которое возвращает метод.</w:t>
       </w:r>
     </w:p>
     <w:p>
@@ -473,6 +388,12 @@
         <w:gridCol w:w="6355"/>
       </w:tblGrid>
       <w:tr>
+        <w:tblPrEx>
+          <w:tblCellMar>
+            <w:top w:w="0" w:type="dxa"/>
+            <w:bottom w:w="0" w:type="dxa"/>
+          </w:tblCellMar>
+        </w:tblPrEx>
         <w:trPr>
           <w:tblHeader/>
         </w:trPr>
@@ -542,6 +463,12 @@
         </w:tc>
       </w:tr>
       <w:tr>
+        <w:tblPrEx>
+          <w:tblCellMar>
+            <w:top w:w="0" w:type="dxa"/>
+            <w:bottom w:w="0" w:type="dxa"/>
+          </w:tblCellMar>
+        </w:tblPrEx>
         <w:tc>
           <w:tcPr>
             <w:tcW w:w="3000" w:type="dxa"/>
@@ -590,28 +517,18 @@
                 <w:sz w:val="24"/>
                 <w:szCs w:val="24"/>
               </w:rPr>
-              <w:t xml:space="preserve">Учётная запись: логин, </w:t>
-            </w:r>
-            <w:proofErr w:type="spellStart"/>
-            <w:r>
-              <w:rPr>
-                <w:sz w:val="24"/>
-                <w:szCs w:val="24"/>
-              </w:rPr>
-              <w:t>хеш</w:t>
-            </w:r>
-            <w:proofErr w:type="spellEnd"/>
-            <w:r>
-              <w:rPr>
-                <w:sz w:val="24"/>
-                <w:szCs w:val="24"/>
-              </w:rPr>
-              <w:t xml:space="preserve"> пароля, роль. Выполняет вход и выход из системы, создаёт профили</w:t>
+              <w:t xml:space="preserve">Учётная запись: логин, хеш пароля, роль. Выполняет вход и выход из системы, создаёт профили</w:t>
             </w:r>
           </w:p>
         </w:tc>
       </w:tr>
       <w:tr>
+        <w:tblPrEx>
+          <w:tblCellMar>
+            <w:top w:w="0" w:type="dxa"/>
+            <w:bottom w:w="0" w:type="dxa"/>
+          </w:tblCellMar>
+        </w:tblPrEx>
         <w:tc>
           <w:tcPr>
             <w:tcW w:w="3000" w:type="dxa"/>
@@ -660,44 +577,18 @@
                 <w:sz w:val="24"/>
                 <w:szCs w:val="24"/>
               </w:rPr>
-              <w:t xml:space="preserve">Основная сущность системы. Хранит игру, тип </w:t>
-            </w:r>
-            <w:proofErr w:type="spellStart"/>
-            <w:r>
-              <w:rPr>
-                <w:sz w:val="24"/>
-                <w:szCs w:val="24"/>
-              </w:rPr>
-              <w:t>декса</w:t>
-            </w:r>
-            <w:proofErr w:type="spellEnd"/>
-            <w:r>
-              <w:rPr>
-                <w:sz w:val="24"/>
-                <w:szCs w:val="24"/>
-              </w:rPr>
-              <w:t xml:space="preserve">, флаг </w:t>
-            </w:r>
-            <w:proofErr w:type="spellStart"/>
-            <w:r>
-              <w:rPr>
-                <w:sz w:val="24"/>
-                <w:szCs w:val="24"/>
-              </w:rPr>
-              <w:t>shiny</w:t>
-            </w:r>
-            <w:proofErr w:type="spellEnd"/>
-            <w:r>
-              <w:rPr>
-                <w:sz w:val="24"/>
-                <w:szCs w:val="24"/>
-              </w:rPr>
-              <w:t xml:space="preserve"> и список записей поимки. Изменяет статус покемона, считает прогресс и формирует список недостающих покемонов</w:t>
+              <w:t xml:space="preserve">Основная сущность системы. Хранит игру, тип декса, флаг shiny и список записей поимки. Изменяет статус покемона, считает прогресс и формирует список недостающих покемонов</w:t>
             </w:r>
           </w:p>
         </w:tc>
       </w:tr>
       <w:tr>
+        <w:tblPrEx>
+          <w:tblCellMar>
+            <w:top w:w="0" w:type="dxa"/>
+            <w:bottom w:w="0" w:type="dxa"/>
+          </w:tblCellMar>
+        </w:tblPrEx>
         <w:tc>
           <w:tcPr>
             <w:tcW w:w="3000" w:type="dxa"/>
@@ -746,28 +637,18 @@
                 <w:sz w:val="24"/>
                 <w:szCs w:val="24"/>
               </w:rPr>
-              <w:t xml:space="preserve">Игра серии </w:t>
-            </w:r>
-            <w:proofErr w:type="spellStart"/>
-            <w:r>
-              <w:rPr>
-                <w:sz w:val="24"/>
-                <w:szCs w:val="24"/>
-              </w:rPr>
-              <w:t>Pokémon</w:t>
-            </w:r>
-            <w:proofErr w:type="spellEnd"/>
-            <w:r>
-              <w:rPr>
-                <w:sz w:val="24"/>
-                <w:szCs w:val="24"/>
-              </w:rPr>
-              <w:t>: название, поколение, регион. Возвращает список покемонов, доступных в игре</w:t>
+              <w:t xml:space="preserve">Игра серии Pokémon: название, поколение, регион. Возвращает список покемонов, доступных в игре</w:t>
             </w:r>
           </w:p>
         </w:tc>
       </w:tr>
       <w:tr>
+        <w:tblPrEx>
+          <w:tblCellMar>
+            <w:top w:w="0" w:type="dxa"/>
+            <w:bottom w:w="0" w:type="dxa"/>
+          </w:tblCellMar>
+        </w:tblPrEx>
         <w:tc>
           <w:tcPr>
             <w:tcW w:w="3000" w:type="dxa"/>
@@ -785,21 +666,12 @@
             </w:tcMar>
           </w:tcPr>
           <w:p>
-            <w:proofErr w:type="spellStart"/>
-            <w:r>
-              <w:rPr>
-                <w:sz w:val="24"/>
-                <w:szCs w:val="24"/>
-              </w:rPr>
-              <w:t>Pokemon</w:t>
-            </w:r>
-            <w:proofErr w:type="spellEnd"/>
-            <w:r>
-              <w:rPr>
-                <w:sz w:val="24"/>
-                <w:szCs w:val="24"/>
-              </w:rPr>
-              <w:t xml:space="preserve"> (Покемон)</w:t>
+            <w:r>
+              <w:rPr>
+                <w:sz w:val="24"/>
+                <w:szCs w:val="24"/>
+              </w:rPr>
+              <w:t xml:space="preserve">Pokemon (Покемон)</w:t>
             </w:r>
           </w:p>
         </w:tc>
@@ -831,6 +703,12 @@
         </w:tc>
       </w:tr>
       <w:tr>
+        <w:tblPrEx>
+          <w:tblCellMar>
+            <w:top w:w="0" w:type="dxa"/>
+            <w:bottom w:w="0" w:type="dxa"/>
+          </w:tblCellMar>
+        </w:tblPrEx>
         <w:tc>
           <w:tcPr>
             <w:tcW w:w="3000" w:type="dxa"/>
@@ -848,21 +726,12 @@
             </w:tcMar>
           </w:tcPr>
           <w:p>
-            <w:proofErr w:type="spellStart"/>
-            <w:r>
-              <w:rPr>
-                <w:sz w:val="24"/>
-                <w:szCs w:val="24"/>
-              </w:rPr>
-              <w:t>CatchRecord</w:t>
-            </w:r>
-            <w:proofErr w:type="spellEnd"/>
-            <w:r>
-              <w:rPr>
-                <w:sz w:val="24"/>
-                <w:szCs w:val="24"/>
-              </w:rPr>
-              <w:t xml:space="preserve"> (Запись поимки)</w:t>
+            <w:r>
+              <w:rPr>
+                <w:sz w:val="24"/>
+                <w:szCs w:val="24"/>
+              </w:rPr>
+              <w:t xml:space="preserve">CatchRecord (Запись поимки)</w:t>
             </w:r>
           </w:p>
         </w:tc>
@@ -894,6 +763,12 @@
         </w:tc>
       </w:tr>
       <w:tr>
+        <w:tblPrEx>
+          <w:tblCellMar>
+            <w:top w:w="0" w:type="dxa"/>
+            <w:bottom w:w="0" w:type="dxa"/>
+          </w:tblCellMar>
+        </w:tblPrEx>
         <w:tc>
           <w:tcPr>
             <w:tcW w:w="3000" w:type="dxa"/>
@@ -911,21 +786,12 @@
             </w:tcMar>
           </w:tcPr>
           <w:p>
-            <w:proofErr w:type="spellStart"/>
-            <w:r>
-              <w:rPr>
-                <w:sz w:val="24"/>
-                <w:szCs w:val="24"/>
-              </w:rPr>
-              <w:t>Location</w:t>
-            </w:r>
-            <w:proofErr w:type="spellEnd"/>
-            <w:r>
-              <w:rPr>
-                <w:sz w:val="24"/>
-                <w:szCs w:val="24"/>
-              </w:rPr>
-              <w:t xml:space="preserve"> (Локация)</w:t>
+            <w:r>
+              <w:rPr>
+                <w:sz w:val="24"/>
+                <w:szCs w:val="24"/>
+              </w:rPr>
+              <w:t xml:space="preserve">Location (Локация)</w:t>
             </w:r>
           </w:p>
         </w:tc>
@@ -951,44 +817,18 @@
                 <w:sz w:val="24"/>
                 <w:szCs w:val="24"/>
               </w:rPr>
-              <w:t xml:space="preserve">Место поимки покемона в игре. Атрибут </w:t>
-            </w:r>
-            <w:proofErr w:type="spellStart"/>
-            <w:r>
-              <w:rPr>
-                <w:sz w:val="24"/>
-                <w:szCs w:val="24"/>
-              </w:rPr>
-              <w:t>source</w:t>
-            </w:r>
-            <w:proofErr w:type="spellEnd"/>
-            <w:r>
-              <w:rPr>
-                <w:sz w:val="24"/>
-                <w:szCs w:val="24"/>
-              </w:rPr>
-              <w:t xml:space="preserve"> показывает источник данных: </w:t>
-            </w:r>
-            <w:proofErr w:type="spellStart"/>
-            <w:r>
-              <w:rPr>
-                <w:sz w:val="24"/>
-                <w:szCs w:val="24"/>
-              </w:rPr>
-              <w:t>PokeAPI</w:t>
-            </w:r>
-            <w:proofErr w:type="spellEnd"/>
-            <w:r>
-              <w:rPr>
-                <w:sz w:val="24"/>
-                <w:szCs w:val="24"/>
-              </w:rPr>
-              <w:t xml:space="preserve"> или ручной ввод менеджером</w:t>
+              <w:t xml:space="preserve">Место поимки покемона в игре. Атрибут source показывает источник данных: PokeAPI или ручной ввод менеджером</w:t>
             </w:r>
           </w:p>
         </w:tc>
       </w:tr>
       <w:tr>
+        <w:tblPrEx>
+          <w:tblCellMar>
+            <w:top w:w="0" w:type="dxa"/>
+            <w:bottom w:w="0" w:type="dxa"/>
+          </w:tblCellMar>
+        </w:tblPrEx>
         <w:tc>
           <w:tcPr>
             <w:tcW w:w="3000" w:type="dxa"/>
@@ -1006,37 +846,12 @@
             </w:tcMar>
           </w:tcPr>
           <w:p>
-            <w:proofErr w:type="spellStart"/>
-            <w:r>
-              <w:rPr>
-                <w:sz w:val="24"/>
-                <w:szCs w:val="24"/>
-              </w:rPr>
-              <w:t>DexEntry</w:t>
-            </w:r>
-            <w:proofErr w:type="spellEnd"/>
-            <w:r>
-              <w:rPr>
-                <w:sz w:val="24"/>
-                <w:szCs w:val="24"/>
-              </w:rPr>
-              <w:t xml:space="preserve"> (Запись </w:t>
-            </w:r>
-            <w:proofErr w:type="spellStart"/>
-            <w:r>
-              <w:rPr>
-                <w:sz w:val="24"/>
-                <w:szCs w:val="24"/>
-              </w:rPr>
-              <w:t>декса</w:t>
-            </w:r>
-            <w:proofErr w:type="spellEnd"/>
-            <w:r>
-              <w:rPr>
-                <w:sz w:val="24"/>
-                <w:szCs w:val="24"/>
-              </w:rPr>
-              <w:t>)</w:t>
+            <w:r>
+              <w:rPr>
+                <w:sz w:val="24"/>
+                <w:szCs w:val="24"/>
+              </w:rPr>
+              <w:t xml:space="preserve">DexEntry (Запись декса)</w:t>
             </w:r>
           </w:p>
         </w:tc>
@@ -1062,21 +877,18 @@
                 <w:sz w:val="24"/>
                 <w:szCs w:val="24"/>
               </w:rPr>
-              <w:t xml:space="preserve">Порядковое место покемона в выбранном типе </w:t>
-            </w:r>
-            <w:proofErr w:type="spellStart"/>
-            <w:r>
-              <w:rPr>
-                <w:sz w:val="24"/>
-                <w:szCs w:val="24"/>
-              </w:rPr>
-              <w:t>декса</w:t>
-            </w:r>
-            <w:proofErr w:type="spellEnd"/>
+              <w:t xml:space="preserve">Порядковое место покемона в выбранном типе декса</w:t>
+            </w:r>
           </w:p>
         </w:tc>
       </w:tr>
       <w:tr>
+        <w:tblPrEx>
+          <w:tblCellMar>
+            <w:top w:w="0" w:type="dxa"/>
+            <w:bottom w:w="0" w:type="dxa"/>
+          </w:tblCellMar>
+        </w:tblPrEx>
         <w:tc>
           <w:tcPr>
             <w:tcW w:w="3000" w:type="dxa"/>
@@ -1094,7 +906,6 @@
             </w:tcMar>
           </w:tcPr>
           <w:p>
-            <w:proofErr w:type="spellStart"/>
             <w:r>
               <w:rPr>
                 <w:sz w:val="24"/>
@@ -1102,7 +913,6 @@
               </w:rPr>
               <w:t>ThemeManager</w:t>
             </w:r>
-            <w:proofErr w:type="spellEnd"/>
           </w:p>
         </w:tc>
         <w:tc>
@@ -1133,6 +943,12 @@
         </w:tc>
       </w:tr>
       <w:tr>
+        <w:tblPrEx>
+          <w:tblCellMar>
+            <w:top w:w="0" w:type="dxa"/>
+            <w:bottom w:w="0" w:type="dxa"/>
+          </w:tblCellMar>
+        </w:tblPrEx>
         <w:tc>
           <w:tcPr>
             <w:tcW w:w="3000" w:type="dxa"/>
@@ -1150,15 +966,13 @@
             </w:tcMar>
           </w:tcPr>
           <w:p>
-            <w:proofErr w:type="spellStart"/>
-            <w:r>
-              <w:rPr>
-                <w:sz w:val="24"/>
-                <w:szCs w:val="24"/>
-              </w:rPr>
-              <w:t>StorageService</w:t>
-            </w:r>
-            <w:proofErr w:type="spellEnd"/>
+            <w:r>
+              <w:rPr>
+                <w:sz w:val="24"/>
+                <w:szCs w:val="24"/>
+              </w:rPr>
+              <w:t>DatabaseService (sql.js)</w:t>
+            </w:r>
           </w:p>
         </w:tc>
         <w:tc>
@@ -1183,23 +997,7 @@
                 <w:sz w:val="24"/>
                 <w:szCs w:val="24"/>
               </w:rPr>
-              <w:t xml:space="preserve">Сохранение, загрузка и удаление данных в </w:t>
-            </w:r>
-            <w:proofErr w:type="spellStart"/>
-            <w:r>
-              <w:rPr>
-                <w:sz w:val="24"/>
-                <w:szCs w:val="24"/>
-              </w:rPr>
-              <w:t>localStorage</w:t>
-            </w:r>
-            <w:proofErr w:type="spellEnd"/>
-            <w:r>
-              <w:rPr>
-                <w:sz w:val="24"/>
-                <w:szCs w:val="24"/>
-              </w:rPr>
-              <w:t xml:space="preserve"> браузера</w:t>
+              <w:t xml:space="preserve">Работа с базой данных SQLite: открытие файла .db, выполнение SQL-запросов (query – выборка, run – изменение данных) и сохранение базы обратно в файл</w:t>
             </w:r>
           </w:p>
         </w:tc>
@@ -1217,39 +1015,7 @@
         <w:jc w:val="both"/>
       </w:pPr>
       <w:r>
-        <w:t xml:space="preserve">В атрибутах используются перечисляемые типы: </w:t>
-      </w:r>
-      <w:proofErr w:type="spellStart"/>
-      <w:r>
-        <w:t>Role</w:t>
-      </w:r>
-      <w:proofErr w:type="spellEnd"/>
-      <w:r>
-        <w:t xml:space="preserve"> (USER, MANAGER, ADMIN) – роль пользователя, </w:t>
-      </w:r>
-      <w:proofErr w:type="spellStart"/>
-      <w:r>
-        <w:t>DexType</w:t>
-      </w:r>
-      <w:proofErr w:type="spellEnd"/>
-      <w:r>
-        <w:t xml:space="preserve"> (FINAL, LIVING, LIVING_FORMS) – тип </w:t>
-      </w:r>
-      <w:proofErr w:type="spellStart"/>
-      <w:r>
-        <w:t>декса</w:t>
-      </w:r>
-      <w:proofErr w:type="spellEnd"/>
-      <w:r>
-        <w:t xml:space="preserve">, </w:t>
-      </w:r>
-      <w:proofErr w:type="spellStart"/>
-      <w:r>
-        <w:t>CatchState</w:t>
-      </w:r>
-      <w:proofErr w:type="spellEnd"/>
-      <w:r>
-        <w:t xml:space="preserve"> (NONE, HAS_PREVO, CAUGHT) – статус поимки.</w:t>
+        <w:t xml:space="preserve">В атрибутах используются перечисляемые типы: Role (USER, MANAGER, ADMIN) – роль пользователя, DexType (FINAL, LIVING, LIVING_FORMS) – тип декса, CatchState (NONE, HAS_PREVO, CAUGHT) – статус поимки.</w:t>
       </w:r>
     </w:p>
     <w:p>
@@ -1320,17 +1086,8 @@
           <w:bCs/>
         </w:rPr>
         <w:lastRenderedPageBreak/>
-        <w:t xml:space="preserve">Profile – </w:t>
-      </w:r>
-      <w:proofErr w:type="spellStart"/>
-      <w:r>
-        <w:rPr>
-          <w:b/>
-          <w:bCs/>
-        </w:rPr>
-        <w:t>CatchRecord</w:t>
-      </w:r>
-      <w:proofErr w:type="spellEnd"/>
+        <w:t xml:space="preserve">Profile – CatchRecord</w:t>
+      </w:r>
       <w:r>
         <w:t xml:space="preserve"> – композиция, 1 к 0..*: записи поимки принадлежат профилю и без него не существуют;</w:t>
       </w:r>
@@ -1345,31 +1102,13 @@
         <w:spacing w:line="360" w:lineRule="auto"/>
         <w:jc w:val="both"/>
       </w:pPr>
-      <w:proofErr w:type="spellStart"/>
       <w:r>
         <w:rPr>
           <w:b/>
           <w:bCs/>
         </w:rPr>
-        <w:t>CatchRecord</w:t>
-      </w:r>
-      <w:proofErr w:type="spellEnd"/>
-      <w:r>
-        <w:rPr>
-          <w:b/>
-          <w:bCs/>
-        </w:rPr>
-        <w:t xml:space="preserve"> – </w:t>
-      </w:r>
-      <w:proofErr w:type="spellStart"/>
-      <w:r>
-        <w:rPr>
-          <w:b/>
-          <w:bCs/>
-        </w:rPr>
-        <w:t>Pokemon</w:t>
-      </w:r>
-      <w:proofErr w:type="spellEnd"/>
+        <w:t xml:space="preserve">CatchRecord – Pokemon</w:t>
+      </w:r>
       <w:r>
         <w:t xml:space="preserve"> – ассоциация, 0..* к 1: каждая запись относится к одному покемону;</w:t>
       </w:r>
@@ -1384,31 +1123,13 @@
         <w:spacing w:line="360" w:lineRule="auto"/>
         <w:jc w:val="both"/>
       </w:pPr>
-      <w:proofErr w:type="spellStart"/>
       <w:r>
         <w:rPr>
           <w:b/>
           <w:bCs/>
         </w:rPr>
-        <w:t>Pokemon</w:t>
-      </w:r>
-      <w:proofErr w:type="spellEnd"/>
-      <w:r>
-        <w:rPr>
-          <w:b/>
-          <w:bCs/>
-        </w:rPr>
-        <w:t xml:space="preserve"> – </w:t>
-      </w:r>
-      <w:proofErr w:type="spellStart"/>
-      <w:r>
-        <w:rPr>
-          <w:b/>
-          <w:bCs/>
-        </w:rPr>
-        <w:t>Location</w:t>
-      </w:r>
-      <w:proofErr w:type="spellEnd"/>
+        <w:t xml:space="preserve">Pokemon – Location</w:t>
+      </w:r>
       <w:r>
         <w:t xml:space="preserve"> – ассоциация, 1 к 0..*: у покемона может быть несколько мест поимки;</w:t>
       </w:r>
@@ -1423,41 +1144,15 @@
         <w:spacing w:line="360" w:lineRule="auto"/>
         <w:jc w:val="both"/>
       </w:pPr>
-      <w:proofErr w:type="spellStart"/>
       <w:r>
         <w:rPr>
           <w:b/>
           <w:bCs/>
         </w:rPr>
-        <w:t>DexEntry</w:t>
-      </w:r>
-      <w:proofErr w:type="spellEnd"/>
-      <w:r>
-        <w:rPr>
-          <w:b/>
-          <w:bCs/>
-        </w:rPr>
-        <w:t xml:space="preserve"> – </w:t>
-      </w:r>
-      <w:proofErr w:type="spellStart"/>
-      <w:r>
-        <w:rPr>
-          <w:b/>
-          <w:bCs/>
-        </w:rPr>
-        <w:t>Pokemon</w:t>
-      </w:r>
-      <w:proofErr w:type="spellEnd"/>
-      <w:r>
-        <w:t xml:space="preserve"> – ассоциация, 0..* к 1: один покемон может входить в разные типы </w:t>
-      </w:r>
-      <w:proofErr w:type="spellStart"/>
-      <w:r>
-        <w:t>декса</w:t>
-      </w:r>
-      <w:proofErr w:type="spellEnd"/>
-      <w:r>
-        <w:t>;</w:t>
+        <w:t xml:space="preserve">DexEntry – Pokemon</w:t>
+      </w:r>
+      <w:r>
+        <w:t xml:space="preserve"> – ассоциация, 0..* к 1: один покемон может входить в разные типы декса;</w:t>
       </w:r>
     </w:p>
     <w:p>
@@ -1470,33 +1165,15 @@
         <w:spacing w:line="360" w:lineRule="auto"/>
         <w:jc w:val="both"/>
       </w:pPr>
-      <w:proofErr w:type="spellStart"/>
       <w:r>
         <w:rPr>
           <w:b/>
           <w:bCs/>
         </w:rPr>
-        <w:t>ThemeManager</w:t>
-      </w:r>
-      <w:proofErr w:type="spellEnd"/>
-      <w:r>
-        <w:rPr>
-          <w:b/>
-          <w:bCs/>
-        </w:rPr>
-        <w:t xml:space="preserve"> – </w:t>
-      </w:r>
-      <w:proofErr w:type="spellStart"/>
-      <w:r>
-        <w:rPr>
-          <w:b/>
-          <w:bCs/>
-        </w:rPr>
-        <w:t>StorageService</w:t>
-      </w:r>
-      <w:proofErr w:type="spellEnd"/>
-      <w:r>
-        <w:t xml:space="preserve"> – зависимость (пунктирная стрелка): менеджер тем использует хранилище, чтобы запомнить выбранную тему.</w:t>
+        <w:t xml:space="preserve">ThemeManager – DatabaseService</w:t>
+      </w:r>
+      <w:r>
+        <w:t xml:space="preserve"> – зависимость (пунктирная стрелка): менеджер тем использует базу данных, чтобы запомнить выбранную тему.</w:t>
       </w:r>
     </w:p>
     <w:p>
@@ -1516,23 +1193,7 @@
         <w:jc w:val="both"/>
       </w:pPr>
       <w:r>
-        <w:t>Диаграмма прецедентов (вариантов использования) описывает систему с точки зрения пользователей: кто работает с системой (актёры) и какие функции ему доступны (прецеденты). Граница системы показана прямоугольником «</w:t>
-      </w:r>
-      <w:proofErr w:type="spellStart"/>
-      <w:r>
-        <w:t>Pokédex</w:t>
-      </w:r>
-      <w:proofErr w:type="spellEnd"/>
-      <w:r>
-        <w:t xml:space="preserve"> </w:t>
-      </w:r>
-      <w:proofErr w:type="spellStart"/>
-      <w:r>
-        <w:t>Tracker</w:t>
-      </w:r>
-      <w:proofErr w:type="spellEnd"/>
-      <w:r>
-        <w:t>».</w:t>
+        <w:t xml:space="preserve">Диаграмма прецедентов (вариантов использования) описывает систему с точки зрения пользователей: кто работает с системой (актёры) и какие функции ему доступны (прецеденты). Граница системы показана прямоугольником «Pokédex Tracker».</w:t>
       </w:r>
     </w:p>
     <w:p>
@@ -1547,7 +1208,7 @@
         </w:rPr>
         <w:drawing>
           <wp:inline distT="0" distB="0" distL="0" distR="0" wp14:anchorId="3A7A4C71" wp14:editId="00D35862">
-            <wp:extent cx="5943600" cy="5886450"/>
+            <wp:extent cx="5943600" cy="5891944"/>
             <wp:effectExtent l="0" t="0" r="0" b="0"/>
             <wp:docPr id="1640529315" name="Рисунок 1640529315"/>
             <wp:cNvGraphicFramePr>
@@ -1572,7 +1233,7 @@
                   <pic:spPr bwMode="auto">
                     <a:xfrm>
                       <a:off x="0" y="0"/>
-                      <a:ext cx="5943600" cy="5886450"/>
+                      <a:ext cx="5943600" cy="5891944"/>
                     </a:xfrm>
                     <a:prstGeom prst="rect">
                       <a:avLst/>
@@ -1644,15 +1305,7 @@
         <w:t>Менеджер</w:t>
       </w:r>
       <w:r>
-        <w:t xml:space="preserve"> – добавляет и изменяет данные о локациях покемонов для игр 8–9 поколений, которых нет в </w:t>
-      </w:r>
-      <w:proofErr w:type="spellStart"/>
-      <w:r>
-        <w:t>PokeAPI</w:t>
-      </w:r>
-      <w:proofErr w:type="spellEnd"/>
-      <w:r>
-        <w:t>;</w:t>
+        <w:t xml:space="preserve"> – добавляет и изменяет данные о локациях покемонов для игр 8–9 поколений, которых нет в PokeAPI;</w:t>
       </w:r>
     </w:p>
     <w:p>
@@ -1701,34 +1354,10 @@
           <w:b/>
           <w:bCs/>
         </w:rPr>
-        <w:t>«</w:t>
-      </w:r>
-      <w:proofErr w:type="spellStart"/>
-      <w:r>
-        <w:rPr>
-          <w:b/>
-          <w:bCs/>
-        </w:rPr>
-        <w:t>include</w:t>
-      </w:r>
-      <w:proofErr w:type="spellEnd"/>
-      <w:r>
-        <w:rPr>
-          <w:b/>
-          <w:bCs/>
-        </w:rPr>
-        <w:t>»</w:t>
-      </w:r>
-      <w:r>
-        <w:t xml:space="preserve"> (включение) – обязательная часть другого прецедента. Создание профиля всегда включает выбор игры и типа </w:t>
-      </w:r>
-      <w:proofErr w:type="spellStart"/>
-      <w:r>
-        <w:t>декса</w:t>
-      </w:r>
-      <w:proofErr w:type="spellEnd"/>
-      <w:r>
-        <w:t>; отметка статуса поимки всегда включает сохранение данных; добавление локаций и управление пользователями требуют входа в систему;</w:t>
+        <w:t>«include»</w:t>
+      </w:r>
+      <w:r>
+        <w:t xml:space="preserve"> (включение) – обязательная часть другого прецедента. Создание профиля всегда включает выбор игры и типа декса; отметка статуса поимки всегда включает сохранение данных в файл БД; вход в систему включает открытие файла базы данных; добавление локаций и управление пользователями требуют входа в систему;</w:t>
       </w:r>
     </w:p>
     <w:p>
@@ -1746,34 +1375,10 @@
           <w:b/>
           <w:bCs/>
         </w:rPr>
-        <w:t>«</w:t>
-      </w:r>
-      <w:proofErr w:type="spellStart"/>
-      <w:r>
-        <w:rPr>
-          <w:b/>
-          <w:bCs/>
-        </w:rPr>
-        <w:t>extend</w:t>
-      </w:r>
-      <w:proofErr w:type="spellEnd"/>
-      <w:r>
-        <w:rPr>
-          <w:b/>
-          <w:bCs/>
-        </w:rPr>
-        <w:t>»</w:t>
-      </w:r>
-      <w:r>
-        <w:t xml:space="preserve"> (расширение) – необязательное дополнение. Включение </w:t>
-      </w:r>
-      <w:proofErr w:type="spellStart"/>
-      <w:r>
-        <w:t>shiny</w:t>
-      </w:r>
-      <w:proofErr w:type="spellEnd"/>
-      <w:r>
-        <w:t>-режима расширяет создание профиля: пользователь может его включить, но не обязан.</w:t>
+        <w:t>«extend»</w:t>
+      </w:r>
+      <w:r>
+        <w:t xml:space="preserve"> (расширение) – необязательное дополнение. Включение shiny-режима расширяет создание профиля: пользователь может его включить, но не обязан.</w:t>
       </w:r>
     </w:p>
     <w:p>
@@ -1808,7 +1413,7 @@
         </w:rPr>
         <w:drawing>
           <wp:inline distT="0" distB="0" distL="0" distR="0" wp14:anchorId="46F24619" wp14:editId="57780426">
-            <wp:extent cx="5943600" cy="3657600"/>
+            <wp:extent cx="5943600" cy="3658646"/>
             <wp:effectExtent l="0" t="0" r="0" b="0"/>
             <wp:docPr id="1501224118" name="Рисунок 1501224118"/>
             <wp:cNvGraphicFramePr>
@@ -1833,7 +1438,7 @@
                   <pic:spPr bwMode="auto">
                     <a:xfrm>
                       <a:off x="0" y="0"/>
-                      <a:ext cx="5943600" cy="3657600"/>
+                      <a:ext cx="5943600" cy="3658646"/>
                     </a:xfrm>
                     <a:prstGeom prst="rect">
                       <a:avLst/>
@@ -1862,47 +1467,7 @@
         <w:jc w:val="both"/>
       </w:pPr>
       <w:r>
-        <w:t xml:space="preserve">Участники сценария: пользователь; </w:t>
-      </w:r>
-      <w:proofErr w:type="spellStart"/>
-      <w:r>
-        <w:t>DexPage</w:t>
-      </w:r>
-      <w:proofErr w:type="spellEnd"/>
-      <w:r>
-        <w:t xml:space="preserve"> – страница со списком покемонов (интерфейс); </w:t>
-      </w:r>
-      <w:proofErr w:type="spellStart"/>
-      <w:r>
-        <w:t>ProfileController</w:t>
-      </w:r>
-      <w:proofErr w:type="spellEnd"/>
-      <w:r>
-        <w:t xml:space="preserve"> – контроллер, который принимает команды от интерфейса; </w:t>
-      </w:r>
-      <w:proofErr w:type="spellStart"/>
-      <w:r>
-        <w:t>CatchService</w:t>
-      </w:r>
-      <w:proofErr w:type="spellEnd"/>
-      <w:r>
-        <w:t xml:space="preserve"> – сервис с логикой проверки статуса и расчёта прогресса; </w:t>
-      </w:r>
-      <w:proofErr w:type="spellStart"/>
-      <w:r>
-        <w:t>StorageService</w:t>
-      </w:r>
-      <w:proofErr w:type="spellEnd"/>
-      <w:r>
-        <w:t xml:space="preserve"> – хранилище </w:t>
-      </w:r>
-      <w:proofErr w:type="spellStart"/>
-      <w:r>
-        <w:t>localStorage</w:t>
-      </w:r>
-      <w:proofErr w:type="spellEnd"/>
-      <w:r>
-        <w:t>.</w:t>
+        <w:t xml:space="preserve">Участники сценария: пользователь; DexPage – страница со списком покемонов (интерфейс); ProfileController – контроллер, который принимает команды от интерфейса; CatchService – сервис с логикой проверки статуса и расчёта прогресса; DatabaseService – сервис работы с базой данных SQLite через библиотеку sql.js.</w:t>
       </w:r>
     </w:p>
     <w:p>
@@ -1955,6 +1520,12 @@
         <w:gridCol w:w="5055"/>
       </w:tblGrid>
       <w:tr>
+        <w:tblPrEx>
+          <w:tblCellMar>
+            <w:top w:w="0" w:type="dxa"/>
+            <w:bottom w:w="0" w:type="dxa"/>
+          </w:tblCellMar>
+        </w:tblPrEx>
         <w:trPr>
           <w:tblHeader/>
         </w:trPr>
@@ -2056,6 +1627,12 @@
         </w:tc>
       </w:tr>
       <w:tr>
+        <w:tblPrEx>
+          <w:tblCellMar>
+            <w:top w:w="0" w:type="dxa"/>
+            <w:bottom w:w="0" w:type="dxa"/>
+          </w:tblCellMar>
+        </w:tblPrEx>
         <w:tc>
           <w:tcPr>
             <w:tcW w:w="700" w:type="dxa"/>
@@ -2104,17 +1681,8 @@
                 <w:sz w:val="24"/>
                 <w:szCs w:val="24"/>
               </w:rPr>
-              <w:t xml:space="preserve">Пользователь → </w:t>
-            </w:r>
-            <w:proofErr w:type="spellStart"/>
-            <w:r>
-              <w:rPr>
-                <w:sz w:val="24"/>
-                <w:szCs w:val="24"/>
-              </w:rPr>
-              <w:t>DexPage</w:t>
-            </w:r>
-            <w:proofErr w:type="spellEnd"/>
+              <w:t xml:space="preserve">Пользователь → DexPage</w:t>
+            </w:r>
           </w:p>
         </w:tc>
         <w:tc>
@@ -2145,6 +1713,12 @@
         </w:tc>
       </w:tr>
       <w:tr>
+        <w:tblPrEx>
+          <w:tblCellMar>
+            <w:top w:w="0" w:type="dxa"/>
+            <w:bottom w:w="0" w:type="dxa"/>
+          </w:tblCellMar>
+        </w:tblPrEx>
         <w:tc>
           <w:tcPr>
             <w:tcW w:w="700" w:type="dxa"/>
@@ -2188,31 +1762,13 @@
             </w:tcMar>
           </w:tcPr>
           <w:p>
-            <w:proofErr w:type="spellStart"/>
-            <w:r>
-              <w:rPr>
-                <w:sz w:val="24"/>
-                <w:szCs w:val="24"/>
-              </w:rPr>
-              <w:t>DexPage</w:t>
-            </w:r>
-            <w:proofErr w:type="spellEnd"/>
-            <w:r>
-              <w:rPr>
-                <w:sz w:val="24"/>
-                <w:szCs w:val="24"/>
-              </w:rPr>
-              <w:t xml:space="preserve"> → </w:t>
-            </w:r>
-            <w:proofErr w:type="spellStart"/>
-            <w:r>
-              <w:rPr>
-                <w:sz w:val="24"/>
-                <w:szCs w:val="24"/>
-              </w:rPr>
-              <w:t>ProfileController</w:t>
-            </w:r>
-            <w:proofErr w:type="spellEnd"/>
+            <w:r>
+              <w:rPr>
+                <w:sz w:val="24"/>
+                <w:szCs w:val="24"/>
+              </w:rPr>
+              <w:t xml:space="preserve">DexPage → ProfileController</w:t>
+            </w:r>
           </w:p>
         </w:tc>
         <w:tc>
@@ -2243,6 +1799,12 @@
         </w:tc>
       </w:tr>
       <w:tr>
+        <w:tblPrEx>
+          <w:tblCellMar>
+            <w:top w:w="0" w:type="dxa"/>
+            <w:bottom w:w="0" w:type="dxa"/>
+          </w:tblCellMar>
+        </w:tblPrEx>
         <w:tc>
           <w:tcPr>
             <w:tcW w:w="700" w:type="dxa"/>
@@ -2286,31 +1848,13 @@
             </w:tcMar>
           </w:tcPr>
           <w:p>
-            <w:proofErr w:type="spellStart"/>
-            <w:r>
-              <w:rPr>
-                <w:sz w:val="24"/>
-                <w:szCs w:val="24"/>
-              </w:rPr>
-              <w:t>ProfileController</w:t>
-            </w:r>
-            <w:proofErr w:type="spellEnd"/>
-            <w:r>
-              <w:rPr>
-                <w:sz w:val="24"/>
-                <w:szCs w:val="24"/>
-              </w:rPr>
-              <w:t xml:space="preserve"> → </w:t>
-            </w:r>
-            <w:proofErr w:type="spellStart"/>
-            <w:r>
-              <w:rPr>
-                <w:sz w:val="24"/>
-                <w:szCs w:val="24"/>
-              </w:rPr>
-              <w:t>CatchService</w:t>
-            </w:r>
-            <w:proofErr w:type="spellEnd"/>
+            <w:r>
+              <w:rPr>
+                <w:sz w:val="24"/>
+                <w:szCs w:val="24"/>
+              </w:rPr>
+              <w:t xml:space="preserve">ProfileController → CatchService</w:t>
+            </w:r>
           </w:p>
         </w:tc>
         <w:tc>
@@ -2341,6 +1885,12 @@
         </w:tc>
       </w:tr>
       <w:tr>
+        <w:tblPrEx>
+          <w:tblCellMar>
+            <w:top w:w="0" w:type="dxa"/>
+            <w:bottom w:w="0" w:type="dxa"/>
+          </w:tblCellMar>
+        </w:tblPrEx>
         <w:tc>
           <w:tcPr>
             <w:tcW w:w="700" w:type="dxa"/>
@@ -2384,31 +1934,13 @@
             </w:tcMar>
           </w:tcPr>
           <w:p>
-            <w:proofErr w:type="spellStart"/>
-            <w:r>
-              <w:rPr>
-                <w:sz w:val="24"/>
-                <w:szCs w:val="24"/>
-              </w:rPr>
-              <w:t>CatchService</w:t>
-            </w:r>
-            <w:proofErr w:type="spellEnd"/>
-            <w:r>
-              <w:rPr>
-                <w:sz w:val="24"/>
-                <w:szCs w:val="24"/>
-              </w:rPr>
-              <w:t xml:space="preserve"> → </w:t>
-            </w:r>
-            <w:proofErr w:type="spellStart"/>
-            <w:r>
-              <w:rPr>
-                <w:sz w:val="24"/>
-                <w:szCs w:val="24"/>
-              </w:rPr>
-              <w:t>CatchService</w:t>
-            </w:r>
-            <w:proofErr w:type="spellEnd"/>
+            <w:r>
+              <w:rPr>
+                <w:sz w:val="24"/>
+                <w:szCs w:val="24"/>
+              </w:rPr>
+              <w:t xml:space="preserve">CatchService → CatchService</w:t>
+            </w:r>
           </w:p>
         </w:tc>
         <w:tc>
@@ -2439,6 +1971,12 @@
         </w:tc>
       </w:tr>
       <w:tr>
+        <w:tblPrEx>
+          <w:tblCellMar>
+            <w:top w:w="0" w:type="dxa"/>
+            <w:bottom w:w="0" w:type="dxa"/>
+          </w:tblCellMar>
+        </w:tblPrEx>
         <w:tc>
           <w:tcPr>
             <w:tcW w:w="700" w:type="dxa"/>
@@ -2482,31 +2020,13 @@
             </w:tcMar>
           </w:tcPr>
           <w:p>
-            <w:proofErr w:type="spellStart"/>
-            <w:r>
-              <w:rPr>
-                <w:sz w:val="24"/>
-                <w:szCs w:val="24"/>
-              </w:rPr>
-              <w:t>CatchService</w:t>
-            </w:r>
-            <w:proofErr w:type="spellEnd"/>
-            <w:r>
-              <w:rPr>
-                <w:sz w:val="24"/>
-                <w:szCs w:val="24"/>
-              </w:rPr>
-              <w:t xml:space="preserve"> → </w:t>
-            </w:r>
-            <w:proofErr w:type="spellStart"/>
-            <w:r>
-              <w:rPr>
-                <w:sz w:val="24"/>
-                <w:szCs w:val="24"/>
-              </w:rPr>
-              <w:t>StorageService</w:t>
-            </w:r>
-            <w:proofErr w:type="spellEnd"/>
+            <w:r>
+              <w:rPr>
+                <w:sz w:val="24"/>
+                <w:szCs w:val="24"/>
+              </w:rPr>
+              <w:t xml:space="preserve">CatchService → DatabaseService</w:t>
+            </w:r>
           </w:p>
         </w:tc>
         <w:tc>
@@ -2531,12 +2051,18 @@
                 <w:sz w:val="24"/>
                 <w:szCs w:val="24"/>
               </w:rPr>
-              <w:t>Сохранение профиля</w:t>
+              <w:t>SQL-запрос UPDATE к таблице catch_records</w:t>
             </w:r>
           </w:p>
         </w:tc>
       </w:tr>
       <w:tr>
+        <w:tblPrEx>
+          <w:tblCellMar>
+            <w:top w:w="0" w:type="dxa"/>
+            <w:bottom w:w="0" w:type="dxa"/>
+          </w:tblCellMar>
+        </w:tblPrEx>
         <w:tc>
           <w:tcPr>
             <w:tcW w:w="700" w:type="dxa"/>
@@ -2580,31 +2106,13 @@
             </w:tcMar>
           </w:tcPr>
           <w:p>
-            <w:proofErr w:type="spellStart"/>
-            <w:r>
-              <w:rPr>
-                <w:sz w:val="24"/>
-                <w:szCs w:val="24"/>
-              </w:rPr>
-              <w:t>StorageService</w:t>
-            </w:r>
-            <w:proofErr w:type="spellEnd"/>
-            <w:r>
-              <w:rPr>
-                <w:sz w:val="24"/>
-                <w:szCs w:val="24"/>
-              </w:rPr>
-              <w:t xml:space="preserve"> → </w:t>
-            </w:r>
-            <w:proofErr w:type="spellStart"/>
-            <w:r>
-              <w:rPr>
-                <w:sz w:val="24"/>
-                <w:szCs w:val="24"/>
-              </w:rPr>
-              <w:t>CatchService</w:t>
-            </w:r>
-            <w:proofErr w:type="spellEnd"/>
+            <w:r>
+              <w:rPr>
+                <w:sz w:val="24"/>
+                <w:szCs w:val="24"/>
+              </w:rPr>
+              <w:t xml:space="preserve">DatabaseService → CatchService</w:t>
+            </w:r>
           </w:p>
         </w:tc>
         <w:tc>
@@ -2629,12 +2137,18 @@
                 <w:sz w:val="24"/>
                 <w:szCs w:val="24"/>
               </w:rPr>
-              <w:t>Подтверждение сохранения</w:t>
+              <w:t>Подтверждение; изменённая база записана в файл .db</w:t>
             </w:r>
           </w:p>
         </w:tc>
       </w:tr>
       <w:tr>
+        <w:tblPrEx>
+          <w:tblCellMar>
+            <w:top w:w="0" w:type="dxa"/>
+            <w:bottom w:w="0" w:type="dxa"/>
+          </w:tblCellMar>
+        </w:tblPrEx>
         <w:tc>
           <w:tcPr>
             <w:tcW w:w="700" w:type="dxa"/>
@@ -2678,31 +2192,13 @@
             </w:tcMar>
           </w:tcPr>
           <w:p>
-            <w:proofErr w:type="spellStart"/>
-            <w:r>
-              <w:rPr>
-                <w:sz w:val="24"/>
-                <w:szCs w:val="24"/>
-              </w:rPr>
-              <w:t>CatchService</w:t>
-            </w:r>
-            <w:proofErr w:type="spellEnd"/>
-            <w:r>
-              <w:rPr>
-                <w:sz w:val="24"/>
-                <w:szCs w:val="24"/>
-              </w:rPr>
-              <w:t xml:space="preserve"> → </w:t>
-            </w:r>
-            <w:proofErr w:type="spellStart"/>
-            <w:r>
-              <w:rPr>
-                <w:sz w:val="24"/>
-                <w:szCs w:val="24"/>
-              </w:rPr>
-              <w:t>ProfileController</w:t>
-            </w:r>
-            <w:proofErr w:type="spellEnd"/>
+            <w:r>
+              <w:rPr>
+                <w:sz w:val="24"/>
+                <w:szCs w:val="24"/>
+              </w:rPr>
+              <w:t xml:space="preserve">CatchService → ProfileController</w:t>
+            </w:r>
           </w:p>
         </w:tc>
         <w:tc>
@@ -2733,6 +2229,12 @@
         </w:tc>
       </w:tr>
       <w:tr>
+        <w:tblPrEx>
+          <w:tblCellMar>
+            <w:top w:w="0" w:type="dxa"/>
+            <w:bottom w:w="0" w:type="dxa"/>
+          </w:tblCellMar>
+        </w:tblPrEx>
         <w:tc>
           <w:tcPr>
             <w:tcW w:w="700" w:type="dxa"/>
@@ -2776,31 +2278,13 @@
             </w:tcMar>
           </w:tcPr>
           <w:p>
-            <w:proofErr w:type="spellStart"/>
-            <w:r>
-              <w:rPr>
-                <w:sz w:val="24"/>
-                <w:szCs w:val="24"/>
-              </w:rPr>
-              <w:t>ProfileController</w:t>
-            </w:r>
-            <w:proofErr w:type="spellEnd"/>
-            <w:r>
-              <w:rPr>
-                <w:sz w:val="24"/>
-                <w:szCs w:val="24"/>
-              </w:rPr>
-              <w:t xml:space="preserve"> → </w:t>
-            </w:r>
-            <w:proofErr w:type="spellStart"/>
-            <w:r>
-              <w:rPr>
-                <w:sz w:val="24"/>
-                <w:szCs w:val="24"/>
-              </w:rPr>
-              <w:t>CatchService</w:t>
-            </w:r>
-            <w:proofErr w:type="spellEnd"/>
+            <w:r>
+              <w:rPr>
+                <w:sz w:val="24"/>
+                <w:szCs w:val="24"/>
+              </w:rPr>
+              <w:t xml:space="preserve">ProfileController → CatchService</w:t>
+            </w:r>
           </w:p>
         </w:tc>
         <w:tc>
@@ -2831,6 +2315,12 @@
         </w:tc>
       </w:tr>
       <w:tr>
+        <w:tblPrEx>
+          <w:tblCellMar>
+            <w:top w:w="0" w:type="dxa"/>
+            <w:bottom w:w="0" w:type="dxa"/>
+          </w:tblCellMar>
+        </w:tblPrEx>
         <w:tc>
           <w:tcPr>
             <w:tcW w:w="700" w:type="dxa"/>
@@ -2874,31 +2364,13 @@
             </w:tcMar>
           </w:tcPr>
           <w:p>
-            <w:proofErr w:type="spellStart"/>
-            <w:r>
-              <w:rPr>
-                <w:sz w:val="24"/>
-                <w:szCs w:val="24"/>
-              </w:rPr>
-              <w:t>CatchService</w:t>
-            </w:r>
-            <w:proofErr w:type="spellEnd"/>
-            <w:r>
-              <w:rPr>
-                <w:sz w:val="24"/>
-                <w:szCs w:val="24"/>
-              </w:rPr>
-              <w:t xml:space="preserve"> → </w:t>
-            </w:r>
-            <w:proofErr w:type="spellStart"/>
-            <w:r>
-              <w:rPr>
-                <w:sz w:val="24"/>
-                <w:szCs w:val="24"/>
-              </w:rPr>
-              <w:t>ProfileController</w:t>
-            </w:r>
-            <w:proofErr w:type="spellEnd"/>
+            <w:r>
+              <w:rPr>
+                <w:sz w:val="24"/>
+                <w:szCs w:val="24"/>
+              </w:rPr>
+              <w:t xml:space="preserve">CatchService → ProfileController</w:t>
+            </w:r>
           </w:p>
         </w:tc>
         <w:tc>
@@ -2929,6 +2401,12 @@
         </w:tc>
       </w:tr>
       <w:tr>
+        <w:tblPrEx>
+          <w:tblCellMar>
+            <w:top w:w="0" w:type="dxa"/>
+            <w:bottom w:w="0" w:type="dxa"/>
+          </w:tblCellMar>
+        </w:tblPrEx>
         <w:tc>
           <w:tcPr>
             <w:tcW w:w="700" w:type="dxa"/>
@@ -2972,31 +2450,13 @@
             </w:tcMar>
           </w:tcPr>
           <w:p>
-            <w:proofErr w:type="spellStart"/>
-            <w:r>
-              <w:rPr>
-                <w:sz w:val="24"/>
-                <w:szCs w:val="24"/>
-              </w:rPr>
-              <w:t>ProfileController</w:t>
-            </w:r>
-            <w:proofErr w:type="spellEnd"/>
-            <w:r>
-              <w:rPr>
-                <w:sz w:val="24"/>
-                <w:szCs w:val="24"/>
-              </w:rPr>
-              <w:t xml:space="preserve"> → </w:t>
-            </w:r>
-            <w:proofErr w:type="spellStart"/>
-            <w:r>
-              <w:rPr>
-                <w:sz w:val="24"/>
-                <w:szCs w:val="24"/>
-              </w:rPr>
-              <w:t>DexPage</w:t>
-            </w:r>
-            <w:proofErr w:type="spellEnd"/>
+            <w:r>
+              <w:rPr>
+                <w:sz w:val="24"/>
+                <w:szCs w:val="24"/>
+              </w:rPr>
+              <w:t xml:space="preserve">ProfileController → DexPage</w:t>
+            </w:r>
           </w:p>
         </w:tc>
         <w:tc>
@@ -3027,6 +2487,12 @@
         </w:tc>
       </w:tr>
       <w:tr>
+        <w:tblPrEx>
+          <w:tblCellMar>
+            <w:top w:w="0" w:type="dxa"/>
+            <w:bottom w:w="0" w:type="dxa"/>
+          </w:tblCellMar>
+        </w:tblPrEx>
         <w:tc>
           <w:tcPr>
             <w:tcW w:w="700" w:type="dxa"/>
@@ -3070,21 +2536,12 @@
             </w:tcMar>
           </w:tcPr>
           <w:p>
-            <w:proofErr w:type="spellStart"/>
-            <w:r>
-              <w:rPr>
-                <w:sz w:val="24"/>
-                <w:szCs w:val="24"/>
-              </w:rPr>
-              <w:t>DexPage</w:t>
-            </w:r>
-            <w:proofErr w:type="spellEnd"/>
-            <w:r>
-              <w:rPr>
-                <w:sz w:val="24"/>
-                <w:szCs w:val="24"/>
-              </w:rPr>
-              <w:t xml:space="preserve"> → Пользователь</w:t>
+            <w:r>
+              <w:rPr>
+                <w:sz w:val="24"/>
+                <w:szCs w:val="24"/>
+              </w:rPr>
+              <w:t xml:space="preserve">DexPage → Пользователь</w:t>
             </w:r>
           </w:p>
         </w:tc>
@@ -3148,268 +2605,9 @@
         </w:rPr>
         <w:drawing>
           <wp:inline distT="0" distB="0" distL="0" distR="0" wp14:anchorId="338B95D5" wp14:editId="0AC0CD39">
-            <wp:extent cx="4590000" cy="6300000"/>
+            <wp:extent cx="4590000" cy="6297906"/>
             <wp:effectExtent l="0" t="0" r="9525" b="7620"/>
             <wp:docPr id="903673343" name="Рисунок 903673343"/>
-            <wp:cNvGraphicFramePr>
-              <a:graphicFrameLocks xmlns:a="http://schemas.openxmlformats.org/drawingml/2006/main" noChangeAspect="1"/>
-            </wp:cNvGraphicFramePr>
-            <a:graphic xmlns:a="http://schemas.openxmlformats.org/drawingml/2006/main">
-              <a:graphicData uri="http://schemas.openxmlformats.org/drawingml/2006/picture">
-                <pic:pic xmlns:pic="http://schemas.openxmlformats.org/drawingml/2006/picture">
-                  <pic:nvPicPr>
-                    <pic:cNvPr id="0" name=""/>
-                    <pic:cNvPicPr>
-                      <a:picLocks noChangeAspect="1" noChangeArrowheads="1"/>
-                    </pic:cNvPicPr>
-                  </pic:nvPicPr>
-                  <pic:blipFill>
-                    <a:blip r:embed="rId14"/>
-                    <a:srcRect/>
-                    <a:stretch>
-                      <a:fillRect/>
-                    </a:stretch>
-                  </pic:blipFill>
-                  <pic:spPr bwMode="auto">
-                    <a:xfrm>
-                      <a:off x="0" y="0"/>
-                      <a:ext cx="4590000" cy="6300000"/>
-                    </a:xfrm>
-                    <a:prstGeom prst="rect">
-                      <a:avLst/>
-                    </a:prstGeom>
-                  </pic:spPr>
-                </pic:pic>
-              </a:graphicData>
-            </a:graphic>
-          </wp:inline>
-        </w:drawing>
-      </w:r>
-    </w:p>
-    <w:p>
-      <w:pPr>
-        <w:spacing w:after="200" w:line="360" w:lineRule="auto"/>
-        <w:jc w:val="center"/>
-      </w:pPr>
-      <w:r>
-        <w:t>Рисунок 4 – Диаграмма деятельности</w:t>
-      </w:r>
-    </w:p>
-    <w:p>
-      <w:pPr>
-        <w:spacing w:line="360" w:lineRule="auto"/>
-        <w:jc w:val="both"/>
-      </w:pPr>
-      <w:r>
-        <w:t>Обозначения: закрашенный круг – начало процесса, круг с обводкой – конец, скруглённый прямоугольник – действие, ромб – условие (ветвление).</w:t>
-      </w:r>
-    </w:p>
-    <w:p>
-      <w:pPr>
-        <w:spacing w:line="360" w:lineRule="auto"/>
-        <w:ind w:firstLine="709"/>
-        <w:jc w:val="both"/>
-      </w:pPr>
-      <w:r>
-        <w:t>Описание процесса:</w:t>
-      </w:r>
-    </w:p>
-    <w:p>
-      <w:pPr>
-        <w:pStyle w:val="a4"/>
-        <w:numPr>
-          <w:ilvl w:val="0"/>
-          <w:numId w:val="2"/>
-        </w:numPr>
-        <w:spacing w:line="360" w:lineRule="auto"/>
-        <w:jc w:val="both"/>
-      </w:pPr>
-      <w:r>
-        <w:lastRenderedPageBreak/>
-        <w:t>пользователь открывает приложение, система проверяет авторизацию;</w:t>
-      </w:r>
-    </w:p>
-    <w:p>
-      <w:pPr>
-        <w:pStyle w:val="a4"/>
-        <w:numPr>
-          <w:ilvl w:val="0"/>
-          <w:numId w:val="2"/>
-        </w:numPr>
-        <w:spacing w:line="360" w:lineRule="auto"/>
-        <w:jc w:val="both"/>
-      </w:pPr>
-      <w:r>
-        <w:t>если пользователь не авторизован, он вводит логин и пароль, после чего проверка повторяется;</w:t>
-      </w:r>
-    </w:p>
-    <w:p>
-      <w:pPr>
-        <w:pStyle w:val="a4"/>
-        <w:numPr>
-          <w:ilvl w:val="0"/>
-          <w:numId w:val="2"/>
-        </w:numPr>
-        <w:spacing w:line="360" w:lineRule="auto"/>
-        <w:jc w:val="both"/>
-      </w:pPr>
-      <w:r>
-        <w:t xml:space="preserve">после входа система загружает профили из </w:t>
-      </w:r>
-      <w:proofErr w:type="spellStart"/>
-      <w:r>
-        <w:t>localStorage</w:t>
-      </w:r>
-      <w:proofErr w:type="spellEnd"/>
-      <w:r>
-        <w:t>;</w:t>
-      </w:r>
-    </w:p>
-    <w:p>
-      <w:pPr>
-        <w:pStyle w:val="a4"/>
-        <w:numPr>
-          <w:ilvl w:val="0"/>
-          <w:numId w:val="2"/>
-        </w:numPr>
-        <w:spacing w:line="360" w:lineRule="auto"/>
-        <w:jc w:val="both"/>
-      </w:pPr>
-      <w:r>
-        <w:t xml:space="preserve">если профилей нет, пользователь создаёт новый профиль (выбирает игру, тип </w:t>
-      </w:r>
-      <w:proofErr w:type="spellStart"/>
-      <w:r>
-        <w:t>декса</w:t>
-      </w:r>
-      <w:proofErr w:type="spellEnd"/>
-      <w:r>
-        <w:t xml:space="preserve"> и </w:t>
-      </w:r>
-      <w:proofErr w:type="spellStart"/>
-      <w:r>
-        <w:t>shiny</w:t>
-      </w:r>
-      <w:proofErr w:type="spellEnd"/>
-      <w:r>
-        <w:t>-режим); если профили есть, пользователь выбирает один из них;</w:t>
-      </w:r>
-    </w:p>
-    <w:p>
-      <w:pPr>
-        <w:pStyle w:val="a4"/>
-        <w:numPr>
-          <w:ilvl w:val="0"/>
-          <w:numId w:val="2"/>
-        </w:numPr>
-        <w:spacing w:line="360" w:lineRule="auto"/>
-        <w:jc w:val="both"/>
-      </w:pPr>
-      <w:r>
-        <w:t>система показывает список покемонов и текущий прогресс;</w:t>
-      </w:r>
-    </w:p>
-    <w:p>
-      <w:pPr>
-        <w:pStyle w:val="a4"/>
-        <w:numPr>
-          <w:ilvl w:val="0"/>
-          <w:numId w:val="2"/>
-        </w:numPr>
-        <w:spacing w:line="360" w:lineRule="auto"/>
-        <w:jc w:val="both"/>
-      </w:pPr>
-      <w:r>
-        <w:t>пользователь находит нужного покемона через поиск или фильтр и меняет его статус (</w:t>
-      </w:r>
-      <w:proofErr w:type="spellStart"/>
-      <w:r>
-        <w:t>none</w:t>
-      </w:r>
-      <w:proofErr w:type="spellEnd"/>
-      <w:r>
-        <w:t xml:space="preserve"> / </w:t>
-      </w:r>
-      <w:proofErr w:type="spellStart"/>
-      <w:r>
-        <w:t>has_prevo</w:t>
-      </w:r>
-      <w:proofErr w:type="spellEnd"/>
-      <w:r>
-        <w:t xml:space="preserve"> / </w:t>
-      </w:r>
-      <w:proofErr w:type="spellStart"/>
-      <w:r>
-        <w:t>caught</w:t>
-      </w:r>
-      <w:proofErr w:type="spellEnd"/>
-      <w:r>
-        <w:t>);</w:t>
-      </w:r>
-    </w:p>
-    <w:p>
-      <w:pPr>
-        <w:pStyle w:val="a4"/>
-        <w:numPr>
-          <w:ilvl w:val="0"/>
-          <w:numId w:val="2"/>
-        </w:numPr>
-        <w:spacing w:line="360" w:lineRule="auto"/>
-        <w:jc w:val="both"/>
-      </w:pPr>
-      <w:r>
-        <w:t>система сохраняет запись поимки и пересчитывает прогресс;</w:t>
-      </w:r>
-    </w:p>
-    <w:p>
-      <w:pPr>
-        <w:pStyle w:val="a4"/>
-        <w:numPr>
-          <w:ilvl w:val="0"/>
-          <w:numId w:val="2"/>
-        </w:numPr>
-        <w:spacing w:line="360" w:lineRule="auto"/>
-        <w:jc w:val="both"/>
-      </w:pPr>
-      <w:r>
-        <w:t>если пользователь продолжает работу, процесс возвращается к поиску покемона, иначе работа завершается.</w:t>
-      </w:r>
-    </w:p>
-    <w:p>
-      <w:pPr>
-        <w:pStyle w:val="1"/>
-        <w:pageBreakBefore/>
-      </w:pPr>
-      <w:r>
-        <w:lastRenderedPageBreak/>
-        <w:t>5 Диаграмма потоков данных (DFD)</w:t>
-      </w:r>
-    </w:p>
-    <w:p>
-      <w:pPr>
-        <w:spacing w:line="360" w:lineRule="auto"/>
-        <w:ind w:firstLine="709"/>
-        <w:jc w:val="both"/>
-      </w:pPr>
-      <w:r>
-        <w:t>Диаграмма потоков данных показывает, откуда в систему поступают данные, какими процессами они обрабатываются и где хранятся. В отличие от UML-диаграмм, она описывает движение информации, а не структуру программы.</w:t>
-      </w:r>
-    </w:p>
-    <w:p>
-      <w:pPr>
-        <w:keepNext/>
-        <w:spacing w:before="120" w:after="60"/>
-        <w:jc w:val="center"/>
-      </w:pPr>
-      <w:r>
-        <w:rPr>
-          <w:noProof/>
-        </w:rPr>
-        <w:drawing>
-          <wp:inline distT="0" distB="0" distL="0" distR="0" wp14:anchorId="037F6FFC" wp14:editId="4AF7B7BD">
-            <wp:extent cx="5943600" cy="4391025"/>
-            <wp:effectExtent l="0" t="0" r="0" b="0"/>
-            <wp:docPr id="36569627" name="Рисунок 36569627"/>
             <wp:cNvGraphicFramePr>
               <a:graphicFrameLocks xmlns:a="http://schemas.openxmlformats.org/drawingml/2006/main" noChangeAspect="1"/>
             </wp:cNvGraphicFramePr>
@@ -3432,7 +2630,7 @@
                   <pic:spPr bwMode="auto">
                     <a:xfrm>
                       <a:off x="0" y="0"/>
-                      <a:ext cx="5943600" cy="4391025"/>
+                      <a:ext cx="4590000" cy="6297906"/>
                     </a:xfrm>
                     <a:prstGeom prst="rect">
                       <a:avLst/>
@@ -3451,7 +2649,17 @@
         <w:jc w:val="center"/>
       </w:pPr>
       <w:r>
-        <w:t>Рисунок 5 – Диаграмма потоков данных</w:t>
+        <w:t xml:space="preserve">Рисунок 4 – Диаграмма деятельности</w:t>
+      </w:r>
+    </w:p>
+    <w:p>
+      <w:pPr>
+        <w:spacing w:line="360" w:lineRule="auto"/>
+        <w:jc w:val="both"/>
+      </w:pPr>
+      <w:r>
+        <w:lastRenderedPageBreak/>
+        <w:t>Обозначения: закрашенный круг – начало процесса, круг с обводкой – конец, скруглённый прямоугольник – действие, ромб – условие (ветвление).</w:t>
       </w:r>
     </w:p>
     <w:p>
@@ -3461,7 +2669,7 @@
         <w:jc w:val="both"/>
       </w:pPr>
       <w:r>
-        <w:t>Элементы диаграммы:</w:t>
+        <w:t>Описание процесса:</w:t>
       </w:r>
     </w:p>
     <w:p>
@@ -3475,6 +2683,207 @@
         <w:jc w:val="both"/>
       </w:pPr>
       <w:r>
+        <w:t>пользователь открывает приложение, система проверяет авторизацию;</w:t>
+      </w:r>
+    </w:p>
+    <w:p>
+      <w:pPr>
+        <w:pStyle w:val="a4"/>
+        <w:numPr>
+          <w:ilvl w:val="0"/>
+          <w:numId w:val="2"/>
+        </w:numPr>
+        <w:spacing w:line="360" w:lineRule="auto"/>
+        <w:jc w:val="both"/>
+      </w:pPr>
+      <w:r>
+        <w:t>если пользователь не авторизован, он вводит логин и пароль, после чего проверка повторяется;</w:t>
+      </w:r>
+    </w:p>
+    <w:p>
+      <w:pPr>
+        <w:pStyle w:val="a4"/>
+        <w:numPr>
+          <w:ilvl w:val="0"/>
+          <w:numId w:val="2"/>
+        </w:numPr>
+        <w:spacing w:line="360" w:lineRule="auto"/>
+        <w:jc w:val="both"/>
+      </w:pPr>
+      <w:r>
+        <w:t xml:space="preserve">после входа система открывает файл базы данных и выбирает профили пользователя SQL-запросом SELECT;</w:t>
+      </w:r>
+    </w:p>
+    <w:p>
+      <w:pPr>
+        <w:pStyle w:val="a4"/>
+        <w:numPr>
+          <w:ilvl w:val="0"/>
+          <w:numId w:val="2"/>
+        </w:numPr>
+        <w:spacing w:line="360" w:lineRule="auto"/>
+        <w:jc w:val="both"/>
+      </w:pPr>
+      <w:r>
+        <w:t xml:space="preserve">если профилей нет, пользователь создаёт новый профиль (выбирает игру, тип декса и shiny-режим); если профили есть, пользователь выбирает один из них;</w:t>
+      </w:r>
+    </w:p>
+    <w:p>
+      <w:pPr>
+        <w:pStyle w:val="a4"/>
+        <w:numPr>
+          <w:ilvl w:val="0"/>
+          <w:numId w:val="2"/>
+        </w:numPr>
+        <w:spacing w:line="360" w:lineRule="auto"/>
+        <w:jc w:val="both"/>
+      </w:pPr>
+      <w:r>
+        <w:t>система показывает список покемонов и текущий прогресс;</w:t>
+      </w:r>
+    </w:p>
+    <w:p>
+      <w:pPr>
+        <w:pStyle w:val="a4"/>
+        <w:numPr>
+          <w:ilvl w:val="0"/>
+          <w:numId w:val="2"/>
+        </w:numPr>
+        <w:spacing w:line="360" w:lineRule="auto"/>
+        <w:jc w:val="both"/>
+      </w:pPr>
+      <w:r>
+        <w:t xml:space="preserve">пользователь находит нужного покемона через поиск или фильтр и меняет его статус (none / has_prevo / caught);</w:t>
+      </w:r>
+    </w:p>
+    <w:p>
+      <w:pPr>
+        <w:pStyle w:val="a4"/>
+        <w:numPr>
+          <w:ilvl w:val="0"/>
+          <w:numId w:val="2"/>
+        </w:numPr>
+        <w:spacing w:line="360" w:lineRule="auto"/>
+        <w:jc w:val="both"/>
+      </w:pPr>
+      <w:r>
+        <w:t>система сохраняет запись поимки в таблицу catch_records (UPDATE), записывает файл .db и пересчитывает прогресс;</w:t>
+      </w:r>
+    </w:p>
+    <w:p>
+      <w:pPr>
+        <w:pStyle w:val="a4"/>
+        <w:numPr>
+          <w:ilvl w:val="0"/>
+          <w:numId w:val="2"/>
+        </w:numPr>
+        <w:spacing w:line="360" w:lineRule="auto"/>
+        <w:jc w:val="both"/>
+      </w:pPr>
+      <w:r>
+        <w:t>если пользователь продолжает работу, процесс возвращается к поиску покемона, иначе работа завершается.</w:t>
+      </w:r>
+    </w:p>
+    <w:p>
+      <w:pPr>
+        <w:pStyle w:val="1"/>
+        <w:pageBreakBefore/>
+      </w:pPr>
+      <w:r>
+        <w:lastRenderedPageBreak/>
+        <w:t>5 Диаграмма потоков данных (DFD)</w:t>
+      </w:r>
+    </w:p>
+    <w:p>
+      <w:pPr>
+        <w:spacing w:line="360" w:lineRule="auto"/>
+        <w:ind w:firstLine="709"/>
+        <w:jc w:val="both"/>
+      </w:pPr>
+      <w:r>
+        <w:t>Диаграмма потоков данных показывает, откуда в систему поступают данные, какими процессами они обрабатываются и где хранятся. В отличие от UML-диаграмм, она описывает движение информации, а не структуру программы.</w:t>
+      </w:r>
+    </w:p>
+    <w:p>
+      <w:pPr>
+        <w:keepNext/>
+        <w:spacing w:before="120" w:after="60"/>
+        <w:jc w:val="center"/>
+      </w:pPr>
+      <w:r>
+        <w:rPr>
+          <w:noProof/>
+        </w:rPr>
+        <w:drawing>
+          <wp:inline distT="0" distB="0" distL="0" distR="0" wp14:anchorId="037F6FFC" wp14:editId="4AF7B7BD">
+            <wp:extent cx="5943600" cy="4395817"/>
+            <wp:effectExtent l="0" t="0" r="0" b="0"/>
+            <wp:docPr id="36569627" name="Рисунок 36569627"/>
+            <wp:cNvGraphicFramePr>
+              <a:graphicFrameLocks xmlns:a="http://schemas.openxmlformats.org/drawingml/2006/main" noChangeAspect="1"/>
+            </wp:cNvGraphicFramePr>
+            <a:graphic xmlns:a="http://schemas.openxmlformats.org/drawingml/2006/main">
+              <a:graphicData uri="http://schemas.openxmlformats.org/drawingml/2006/picture">
+                <pic:pic xmlns:pic="http://schemas.openxmlformats.org/drawingml/2006/picture">
+                  <pic:nvPicPr>
+                    <pic:cNvPr id="0" name=""/>
+                    <pic:cNvPicPr>
+                      <a:picLocks noChangeAspect="1" noChangeArrowheads="1"/>
+                    </pic:cNvPicPr>
+                  </pic:nvPicPr>
+                  <pic:blipFill>
+                    <a:blip r:embed="rId17"/>
+                    <a:srcRect/>
+                    <a:stretch>
+                      <a:fillRect/>
+                    </a:stretch>
+                  </pic:blipFill>
+                  <pic:spPr bwMode="auto">
+                    <a:xfrm>
+                      <a:off x="0" y="0"/>
+                      <a:ext cx="5943600" cy="4395817"/>
+                    </a:xfrm>
+                    <a:prstGeom prst="rect">
+                      <a:avLst/>
+                    </a:prstGeom>
+                  </pic:spPr>
+                </pic:pic>
+              </a:graphicData>
+            </a:graphic>
+          </wp:inline>
+        </w:drawing>
+      </w:r>
+    </w:p>
+    <w:p>
+      <w:pPr>
+        <w:spacing w:after="200" w:line="360" w:lineRule="auto"/>
+        <w:jc w:val="center"/>
+      </w:pPr>
+      <w:r>
+        <w:t>Рисунок 5 – Диаграмма потоков данных</w:t>
+      </w:r>
+    </w:p>
+    <w:p>
+      <w:pPr>
+        <w:spacing w:line="360" w:lineRule="auto"/>
+        <w:ind w:firstLine="709"/>
+        <w:jc w:val="both"/>
+      </w:pPr>
+      <w:r>
+        <w:t>Элементы диаграммы:</w:t>
+      </w:r>
+    </w:p>
+    <w:p>
+      <w:pPr>
+        <w:pStyle w:val="a4"/>
+        <w:numPr>
+          <w:ilvl w:val="0"/>
+          <w:numId w:val="2"/>
+        </w:numPr>
+        <w:spacing w:line="360" w:lineRule="auto"/>
+        <w:jc w:val="both"/>
+      </w:pPr>
+      <w:r>
         <w:rPr>
           <w:b/>
           <w:bCs/>
@@ -3524,7 +2933,7 @@
         <w:t>хранилища данных</w:t>
       </w:r>
       <w:r>
-        <w:t xml:space="preserve"> (открытые прямоугольники D1–D5) – места, где данные сохраняются;</w:t>
+        <w:t xml:space="preserve"> (открытые прямоугольники D1–D5) – таблицы базы данных SQLite, в которых данные сохраняются;</w:t>
       </w:r>
     </w:p>
     <w:p>
@@ -3581,6 +2990,12 @@
         <w:gridCol w:w="2855"/>
       </w:tblGrid>
       <w:tr>
+        <w:tblPrEx>
+          <w:tblCellMar>
+            <w:top w:w="0" w:type="dxa"/>
+            <w:bottom w:w="0" w:type="dxa"/>
+          </w:tblCellMar>
+        </w:tblPrEx>
         <w:trPr>
           <w:tblHeader/>
         </w:trPr>
@@ -3682,6 +3097,12 @@
         </w:tc>
       </w:tr>
       <w:tr>
+        <w:tblPrEx>
+          <w:tblCellMar>
+            <w:top w:w="0" w:type="dxa"/>
+            <w:bottom w:w="0" w:type="dxa"/>
+          </w:tblCellMar>
+        </w:tblPrEx>
         <w:tc>
           <w:tcPr>
             <w:tcW w:w="2900" w:type="dxa"/>
@@ -3762,6 +3183,12 @@
         </w:tc>
       </w:tr>
       <w:tr>
+        <w:tblPrEx>
+          <w:tblCellMar>
+            <w:top w:w="0" w:type="dxa"/>
+            <w:bottom w:w="0" w:type="dxa"/>
+          </w:tblCellMar>
+        </w:tblPrEx>
         <w:tc>
           <w:tcPr>
             <w:tcW w:w="2900" w:type="dxa"/>
@@ -3842,6 +3269,12 @@
         </w:tc>
       </w:tr>
       <w:tr>
+        <w:tblPrEx>
+          <w:tblCellMar>
+            <w:top w:w="0" w:type="dxa"/>
+            <w:bottom w:w="0" w:type="dxa"/>
+          </w:tblCellMar>
+        </w:tblPrEx>
         <w:tc>
           <w:tcPr>
             <w:tcW w:w="2900" w:type="dxa"/>
@@ -3922,6 +3355,12 @@
         </w:tc>
       </w:tr>
       <w:tr>
+        <w:tblPrEx>
+          <w:tblCellMar>
+            <w:top w:w="0" w:type="dxa"/>
+            <w:bottom w:w="0" w:type="dxa"/>
+          </w:tblCellMar>
+        </w:tblPrEx>
         <w:tc>
           <w:tcPr>
             <w:tcW w:w="2900" w:type="dxa"/>
@@ -3970,23 +3409,7 @@
                 <w:sz w:val="24"/>
                 <w:szCs w:val="24"/>
               </w:rPr>
-              <w:t xml:space="preserve">Данные о локациях </w:t>
-            </w:r>
-            <w:proofErr w:type="spellStart"/>
-            <w:r>
-              <w:rPr>
-                <w:sz w:val="24"/>
-                <w:szCs w:val="24"/>
-              </w:rPr>
-              <w:t>Gen</w:t>
-            </w:r>
-            <w:proofErr w:type="spellEnd"/>
-            <w:r>
-              <w:rPr>
-                <w:sz w:val="24"/>
-                <w:szCs w:val="24"/>
-              </w:rPr>
-              <w:t xml:space="preserve"> 8–9 от менеджера</w:t>
+              <w:t xml:space="preserve">Данные о локациях Gen 8–9 от менеджера</w:t>
             </w:r>
           </w:p>
         </w:tc>
@@ -4018,6 +3441,12 @@
         </w:tc>
       </w:tr>
       <w:tr>
+        <w:tblPrEx>
+          <w:tblCellMar>
+            <w:top w:w="0" w:type="dxa"/>
+            <w:bottom w:w="0" w:type="dxa"/>
+          </w:tblCellMar>
+        </w:tblPrEx>
         <w:tc>
           <w:tcPr>
             <w:tcW w:w="2900" w:type="dxa"/>
@@ -4110,7 +3539,7 @@
         <w:jc w:val="both"/>
       </w:pPr>
       <w:r>
-        <w:t>Хранилища данных: D1 – пользователи, D2 – профили, D3 – записи поимки, D4 – справочник покемонов в формате JSON, D5 – локации.</w:t>
+        <w:t>Хранилища данных – это таблицы одной базы данных SQLite (файл .db): D1 – users (пользователи), D2 – profiles (профили), D3 – catch_records (записи поимки), D4 – pokemon и dex_entries (справочник покемонов), D5 – locations (локации).</w:t>
       </w:r>
     </w:p>
     <w:p>
@@ -4144,7 +3573,7 @@
     <w:p>
       <w:pPr>
         <w:sectPr>
-          <w:footerReference w:type="default" r:id="rId16"/>
+          <w:footerReference w:type="default" r:id="rId18"/>
           <w:pgSz w:w="11906" w:h="16838"/>
           <w:pgMar w:top="1134" w:right="850" w:bottom="1134" w:left="1701" w:header="708" w:footer="708" w:gutter="0"/>
           <w:cols w:space="720"/>
@@ -4165,7 +3594,7 @@
         <w:lastRenderedPageBreak/>
         <w:drawing>
           <wp:inline distT="0" distB="0" distL="0" distR="0" wp14:anchorId="1C50B969" wp14:editId="5FE5AC43">
-            <wp:extent cx="9182100" cy="4581525"/>
+            <wp:extent cx="9182100" cy="4580397"/>
             <wp:effectExtent l="0" t="0" r="0" b="0"/>
             <wp:docPr id="867501662" name="Рисунок 867501662"/>
             <wp:cNvGraphicFramePr>
@@ -4181,7 +3610,7 @@
                     </pic:cNvPicPr>
                   </pic:nvPicPr>
                   <pic:blipFill>
-                    <a:blip r:embed="rId17"/>
+                    <a:blip r:embed="rId19"/>
                     <a:srcRect/>
                     <a:stretch>
                       <a:fillRect/>
@@ -4190,7 +3619,7 @@
                   <pic:spPr bwMode="auto">
                     <a:xfrm>
                       <a:off x="0" y="0"/>
-                      <a:ext cx="9182100" cy="4581525"/>
+                      <a:ext cx="9182100" cy="4580397"/>
                     </a:xfrm>
                     <a:prstGeom prst="rect">
                       <a:avLst/>
@@ -4215,7 +3644,7 @@
     <w:p>
       <w:pPr>
         <w:sectPr>
-          <w:footerReference w:type="default" r:id="rId18"/>
+          <w:footerReference w:type="default" r:id="rId20"/>
           <w:pgSz w:w="16838" w:h="11906" w:orient="landscape"/>
           <w:pgMar w:top="1701" w:right="1134" w:bottom="850" w:left="1134" w:header="708" w:footer="708" w:gutter="0"/>
           <w:cols w:space="720"/>
@@ -4252,7 +3681,7 @@
         <w:t xml:space="preserve">Входы: </w:t>
       </w:r>
       <w:r>
-        <w:t>данные пользователя (логин, пароль), действия пользователя (отметки статусов), исходные данные о покемонах в формате JSON.</w:t>
+        <w:t>данные пользователя (логин, пароль), действия пользователя (отметки статусов), файл базы данных SQLite (.db) со справочными данными о покемонах.</w:t>
       </w:r>
     </w:p>
     <w:p>
@@ -4273,15 +3702,7 @@
         <w:t xml:space="preserve">Управление: </w:t>
       </w:r>
       <w:r>
-        <w:t xml:space="preserve">техническое задание, правила игр серии </w:t>
-      </w:r>
-      <w:proofErr w:type="spellStart"/>
-      <w:r>
-        <w:t>Pokémon</w:t>
-      </w:r>
-      <w:proofErr w:type="spellEnd"/>
-      <w:r>
-        <w:t>.</w:t>
+        <w:t xml:space="preserve">техническое задание, правила игр серии Pokémon.</w:t>
       </w:r>
     </w:p>
     <w:p>
@@ -4302,15 +3723,7 @@
         <w:t xml:space="preserve">Механизмы: </w:t>
       </w:r>
       <w:r>
-        <w:t xml:space="preserve">пользователи, браузер с приложением на HTML, CSS, JS, сервис </w:t>
-      </w:r>
-      <w:proofErr w:type="spellStart"/>
-      <w:r>
-        <w:t>PokeAPI</w:t>
-      </w:r>
-      <w:proofErr w:type="spellEnd"/>
-      <w:r>
-        <w:t>.</w:t>
+        <w:t xml:space="preserve">пользователи, браузер с приложением на HTML, CSS, JS и библиотекой sql.js (SQLite), сервис PokeAPI.</w:t>
       </w:r>
     </w:p>
     <w:p>
@@ -4331,7 +3744,7 @@
         <w:t xml:space="preserve">Выходы: </w:t>
       </w:r>
       <w:r>
-        <w:t>прогресс коллекции, список недостающих покемонов, сохранённые профили.</w:t>
+        <w:t>прогресс коллекции, список недостающих покемонов, обновлённый файл базы данных.</w:t>
       </w:r>
     </w:p>
     <w:p>
@@ -4355,7 +3768,7 @@
     <w:p>
       <w:pPr>
         <w:sectPr>
-          <w:footerReference w:type="default" r:id="rId19"/>
+          <w:footerReference w:type="default" r:id="rId21"/>
           <w:pgSz w:w="11906" w:h="16838"/>
           <w:pgMar w:top="1134" w:right="850" w:bottom="1134" w:left="1701" w:header="708" w:footer="708" w:gutter="0"/>
           <w:cols w:space="720"/>
@@ -4376,7 +3789,7 @@
         <w:lastRenderedPageBreak/>
         <w:drawing>
           <wp:inline distT="0" distB="0" distL="0" distR="0" wp14:anchorId="090E6C3F" wp14:editId="095B6191">
-            <wp:extent cx="9182100" cy="5362575"/>
+            <wp:extent cx="9182100" cy="5362164"/>
             <wp:effectExtent l="0" t="0" r="0" b="0"/>
             <wp:docPr id="1527574751" name="Рисунок 1527574751"/>
             <wp:cNvGraphicFramePr>
@@ -4392,7 +3805,7 @@
                     </pic:cNvPicPr>
                   </pic:nvPicPr>
                   <pic:blipFill>
-                    <a:blip r:embed="rId20"/>
+                    <a:blip r:embed="rId22"/>
                     <a:srcRect/>
                     <a:stretch>
                       <a:fillRect/>
@@ -4401,7 +3814,7 @@
                   <pic:spPr bwMode="auto">
                     <a:xfrm>
                       <a:off x="0" y="0"/>
-                      <a:ext cx="9182100" cy="5362575"/>
+                      <a:ext cx="9182100" cy="5362164"/>
                     </a:xfrm>
                     <a:prstGeom prst="rect">
                       <a:avLst/>
@@ -4426,7 +3839,7 @@
     <w:p>
       <w:pPr>
         <w:sectPr>
-          <w:footerReference w:type="default" r:id="rId21"/>
+          <w:footerReference w:type="default" r:id="rId23"/>
           <w:pgSz w:w="16838" w:h="11906" w:orient="landscape"/>
           <w:pgMar w:top="1701" w:right="1134" w:bottom="850" w:left="1134" w:header="708" w:footer="708" w:gutter="0"/>
           <w:cols w:space="720"/>
@@ -4469,6 +3882,12 @@
         <w:gridCol w:w="1942"/>
       </w:tblGrid>
       <w:tr>
+        <w:tblPrEx>
+          <w:tblCellMar>
+            <w:top w:w="0" w:type="dxa"/>
+            <w:bottom w:w="0" w:type="dxa"/>
+          </w:tblCellMar>
+        </w:tblPrEx>
         <w:trPr>
           <w:tblHeader/>
         </w:trPr>
@@ -4634,6 +4053,12 @@
         </w:tc>
       </w:tr>
       <w:tr>
+        <w:tblPrEx>
+          <w:tblCellMar>
+            <w:top w:w="0" w:type="dxa"/>
+            <w:bottom w:w="0" w:type="dxa"/>
+          </w:tblCellMar>
+        </w:tblPrEx>
         <w:tc>
           <w:tcPr>
             <w:tcW w:w="1800" w:type="dxa"/>
@@ -4766,6 +4191,12 @@
         </w:tc>
       </w:tr>
       <w:tr>
+        <w:tblPrEx>
+          <w:tblCellMar>
+            <w:top w:w="0" w:type="dxa"/>
+            <w:bottom w:w="0" w:type="dxa"/>
+          </w:tblCellMar>
+        </w:tblPrEx>
         <w:tc>
           <w:tcPr>
             <w:tcW w:w="1800" w:type="dxa"/>
@@ -4840,17 +4271,8 @@
                 <w:sz w:val="24"/>
                 <w:szCs w:val="24"/>
               </w:rPr>
-              <w:t xml:space="preserve">ТЗ, типы </w:t>
-            </w:r>
-            <w:proofErr w:type="spellStart"/>
-            <w:r>
-              <w:rPr>
-                <w:sz w:val="24"/>
-                <w:szCs w:val="24"/>
-              </w:rPr>
-              <w:t>дексов</w:t>
-            </w:r>
-            <w:proofErr w:type="spellEnd"/>
+              <w:t xml:space="preserve">ТЗ, типы дексов</w:t>
+            </w:r>
           </w:p>
         </w:tc>
         <w:tc>
@@ -4875,17 +4297,8 @@
                 <w:sz w:val="24"/>
                 <w:szCs w:val="24"/>
               </w:rPr>
-              <w:t xml:space="preserve">Пользователь, </w:t>
-            </w:r>
-            <w:proofErr w:type="spellStart"/>
-            <w:r>
-              <w:rPr>
-                <w:sz w:val="24"/>
-                <w:szCs w:val="24"/>
-              </w:rPr>
-              <w:t>localStorage</w:t>
-            </w:r>
-            <w:proofErr w:type="spellEnd"/>
+              <w:t xml:space="preserve">Пользователь, SQLite (sql.js)</w:t>
+            </w:r>
           </w:p>
         </w:tc>
         <w:tc>
@@ -4916,6 +4329,12 @@
         </w:tc>
       </w:tr>
       <w:tr>
+        <w:tblPrEx>
+          <w:tblCellMar>
+            <w:top w:w="0" w:type="dxa"/>
+            <w:bottom w:w="0" w:type="dxa"/>
+          </w:tblCellMar>
+        </w:tblPrEx>
         <w:tc>
           <w:tcPr>
             <w:tcW w:w="1800" w:type="dxa"/>
@@ -4964,7 +4383,7 @@
                 <w:sz w:val="24"/>
                 <w:szCs w:val="24"/>
               </w:rPr>
-              <w:t>Активный профиль; действия пользователя; данные о покемонах (JSON)</w:t>
+              <w:t>Активный профиль; действия пользователя; справочные данные из БД</w:t>
             </w:r>
           </w:p>
         </w:tc>
@@ -5016,17 +4435,8 @@
                 <w:sz w:val="24"/>
                 <w:szCs w:val="24"/>
               </w:rPr>
-              <w:t xml:space="preserve">Пользователь, менеджер, </w:t>
-            </w:r>
-            <w:proofErr w:type="spellStart"/>
-            <w:r>
-              <w:rPr>
-                <w:sz w:val="24"/>
-                <w:szCs w:val="24"/>
-              </w:rPr>
-              <w:t>PokeAPI</w:t>
-            </w:r>
-            <w:proofErr w:type="spellEnd"/>
+              <w:t xml:space="preserve">Пользователь, менеджер, PokeAPI</w:t>
+            </w:r>
           </w:p>
         </w:tc>
         <w:tc>
@@ -5051,12 +4461,18 @@
                 <w:sz w:val="24"/>
                 <w:szCs w:val="24"/>
               </w:rPr>
-              <w:t>Записи поимки; сохранённые данные</w:t>
+              <w:t>Записи поимки; обновлённый файл БД (.db)</w:t>
             </w:r>
           </w:p>
         </w:tc>
       </w:tr>
       <w:tr>
+        <w:tblPrEx>
+          <w:tblCellMar>
+            <w:top w:w="0" w:type="dxa"/>
+            <w:bottom w:w="0" w:type="dxa"/>
+          </w:tblCellMar>
+        </w:tblPrEx>
         <w:tc>
           <w:tcPr>
             <w:tcW w:w="1800" w:type="dxa"/>
@@ -5209,27 +4625,11 @@
         <w:jc w:val="both"/>
       </w:pPr>
       <w:r>
-        <w:t xml:space="preserve">В ходе работы построены диаграммы классов, прецедентов, последовательности, деятельности, потоков данных и функциональная модель IDEF0 для веб-приложения </w:t>
-      </w:r>
-      <w:proofErr w:type="spellStart"/>
-      <w:r>
-        <w:t>Pokédex</w:t>
-      </w:r>
-      <w:proofErr w:type="spellEnd"/>
-      <w:r>
-        <w:t xml:space="preserve"> </w:t>
-      </w:r>
-      <w:proofErr w:type="spellStart"/>
-      <w:r>
-        <w:t>Tracker</w:t>
-      </w:r>
-      <w:proofErr w:type="spellEnd"/>
-      <w:r>
-        <w:t>. Диаграммы описывают структуру системы, её функции с точки зрения пользователей, порядок взаимодействия объектов, движение данных и основные бизнес-функции. Полученные модели будут использованы при реализации приложения в курсовом проекте.</w:t>
+        <w:t xml:space="preserve">В ходе работы построены диаграммы классов, прецедентов, последовательности, деятельности, потоков данных и функциональная модель IDEF0 для веб-приложения Pokédex Tracker. Диаграммы описывают структуру системы, её функции с точки зрения пользователей, порядок взаимодействия объектов, движение данных и основные бизнес-функции. Хранение данных организовано в базе данных SQLite без использования сервера: работа с файлом базы выполняется в браузере с помощью библиотеки sql.js. Полученные модели будут использованы при реализации приложения в курсовом проекте.</w:t>
       </w:r>
     </w:p>
     <w:sectPr>
-      <w:footerReference w:type="default" r:id="rId22"/>
+      <w:footerReference w:type="default" r:id="rId24"/>
       <w:pgSz w:w="11906" w:h="16838"/>
       <w:pgMar w:top="1134" w:right="850" w:bottom="1134" w:left="1701" w:header="708" w:footer="708" w:gutter="0"/>
       <w:cols w:space="720"/>
@@ -5272,6 +4672,62 @@
     </w:r>
     <w:r>
       <w:fldChar w:fldCharType="separate"/>
+    </w:r>
+    <w:r>
+      <w:fldChar w:fldCharType="end"/>
+    </w:r>
+  </w:p>
+</w:ftr>
+</file>
+
+<file path=word/footer10.xml><?xml version="1.0" encoding="utf-8"?>
+<w:ftr xmlns:wpc="http://schemas.microsoft.com/office/word/2010/wordprocessingCanvas" xmlns:cx="http://schemas.microsoft.com/office/drawing/2014/chartex" xmlns:cx1="http://schemas.microsoft.com/office/drawing/2015/9/8/chartex" xmlns:cx2="http://schemas.microsoft.com/office/drawing/2015/10/21/chartex" xmlns:cx3="http://schemas.microsoft.com/office/drawing/2016/5/9/chartex" xmlns:cx4="http://schemas.microsoft.com/office/drawing/2016/5/10/chartex" xmlns:cx5="http://schemas.microsoft.com/office/drawing/2016/5/11/chartex" xmlns:cx6="http://schemas.microsoft.com/office/drawing/2016/5/12/chartex" xmlns:cx7="http://schemas.microsoft.com/office/drawing/2016/5/13/chartex" xmlns:cx8="http://schemas.microsoft.com/office/drawing/2016/5/14/chartex" xmlns:mc="http://schemas.openxmlformats.org/markup-compatibility/2006" xmlns:aink="http://schemas.microsoft.com/office/drawing/2016/ink" xmlns:am3d="http://schemas.microsoft.com/office/drawing/2017/model3d" xmlns:o="urn:schemas-microsoft-com:office:office" xmlns:oel="http://schemas.microsoft.com/office/2019/extlst" xmlns:r="http://schemas.openxmlformats.org/officeDocument/2006/relationships" xmlns:m="http://schemas.openxmlformats.org/officeDocument/2006/math" xmlns:v="urn:schemas-microsoft-com:vml" xmlns:wp14="http://schemas.microsoft.com/office/word/2010/wordprocessingDrawing" xmlns:wp="http://schemas.openxmlformats.org/drawingml/2006/wordprocessingDrawing" xmlns:w10="urn:schemas-microsoft-com:office:word" xmlns:w="http://schemas.openxmlformats.org/wordprocessingml/2006/main" xmlns:w14="http://schemas.microsoft.com/office/word/2010/wordml" xmlns:w15="http://schemas.microsoft.com/office/word/2012/wordml" xmlns:w16cex="http://schemas.microsoft.com/office/word/2018/wordml/cex" xmlns:w16cid="http://schemas.microsoft.com/office/word/2016/wordml/cid" xmlns:w16="http://schemas.microsoft.com/office/word/2018/wordml" xmlns:w16du="http://schemas.microsoft.com/office/word/2023/wordml/word16du" xmlns:w16sdtdh="http://schemas.microsoft.com/office/word/2020/wordml/sdtdatahash" xmlns:w16sdtfl="http://schemas.microsoft.com/office/word/2024/wordml/sdtformatlock" xmlns:w16se="http://schemas.microsoft.com/office/word/2015/wordml/symex" xmlns:wpg="http://schemas.microsoft.com/office/word/2010/wordprocessingGroup" xmlns:wpi="http://schemas.microsoft.com/office/word/2010/wordprocessingInk" xmlns:wne="http://schemas.microsoft.com/office/word/2006/wordml" xmlns:wps="http://schemas.microsoft.com/office/word/2010/wordprocessingShape" mc:Ignorable="w14 w15 w16se w16cid w16 w16cex w16sdtdh w16sdtfl w16du wp14">
+  <w:p>
+    <w:pPr>
+      <w:jc w:val="center"/>
+    </w:pPr>
+    <w:r>
+      <w:fldChar w:fldCharType="begin"/>
+    </w:r>
+    <w:r>
+      <w:instrText>PAGE</w:instrText>
+    </w:r>
+    <w:r>
+      <w:fldChar w:fldCharType="separate"/>
+    </w:r>
+    <w:r>
+      <w:rPr>
+        <w:noProof/>
+      </w:rPr>
+      <w:t>19</w:t>
+    </w:r>
+    <w:r>
+      <w:fldChar w:fldCharType="end"/>
+    </w:r>
+  </w:p>
+</w:ftr>
+</file>
+
+<file path=word/footer11.xml><?xml version="1.0" encoding="utf-8"?>
+<w:ftr xmlns:wpc="http://schemas.microsoft.com/office/word/2010/wordprocessingCanvas" xmlns:cx="http://schemas.microsoft.com/office/drawing/2014/chartex" xmlns:cx1="http://schemas.microsoft.com/office/drawing/2015/9/8/chartex" xmlns:cx2="http://schemas.microsoft.com/office/drawing/2015/10/21/chartex" xmlns:cx3="http://schemas.microsoft.com/office/drawing/2016/5/9/chartex" xmlns:cx4="http://schemas.microsoft.com/office/drawing/2016/5/10/chartex" xmlns:cx5="http://schemas.microsoft.com/office/drawing/2016/5/11/chartex" xmlns:cx6="http://schemas.microsoft.com/office/drawing/2016/5/12/chartex" xmlns:cx7="http://schemas.microsoft.com/office/drawing/2016/5/13/chartex" xmlns:cx8="http://schemas.microsoft.com/office/drawing/2016/5/14/chartex" xmlns:mc="http://schemas.openxmlformats.org/markup-compatibility/2006" xmlns:aink="http://schemas.microsoft.com/office/drawing/2016/ink" xmlns:am3d="http://schemas.microsoft.com/office/drawing/2017/model3d" xmlns:o="urn:schemas-microsoft-com:office:office" xmlns:oel="http://schemas.microsoft.com/office/2019/extlst" xmlns:r="http://schemas.openxmlformats.org/officeDocument/2006/relationships" xmlns:m="http://schemas.openxmlformats.org/officeDocument/2006/math" xmlns:v="urn:schemas-microsoft-com:vml" xmlns:wp14="http://schemas.microsoft.com/office/word/2010/wordprocessingDrawing" xmlns:wp="http://schemas.openxmlformats.org/drawingml/2006/wordprocessingDrawing" xmlns:w10="urn:schemas-microsoft-com:office:word" xmlns:w="http://schemas.openxmlformats.org/wordprocessingml/2006/main" xmlns:w14="http://schemas.microsoft.com/office/word/2010/wordml" xmlns:w15="http://schemas.microsoft.com/office/word/2012/wordml" xmlns:w16cex="http://schemas.microsoft.com/office/word/2018/wordml/cex" xmlns:w16cid="http://schemas.microsoft.com/office/word/2016/wordml/cid" xmlns:w16="http://schemas.microsoft.com/office/word/2018/wordml" xmlns:w16du="http://schemas.microsoft.com/office/word/2023/wordml/word16du" xmlns:w16sdtdh="http://schemas.microsoft.com/office/word/2020/wordml/sdtdatahash" xmlns:w16sdtfl="http://schemas.microsoft.com/office/word/2024/wordml/sdtformatlock" xmlns:w16se="http://schemas.microsoft.com/office/word/2015/wordml/symex" xmlns:wpg="http://schemas.microsoft.com/office/word/2010/wordprocessingGroup" xmlns:wpi="http://schemas.microsoft.com/office/word/2010/wordprocessingInk" xmlns:wne="http://schemas.microsoft.com/office/word/2006/wordml" xmlns:wps="http://schemas.microsoft.com/office/word/2010/wordprocessingShape" mc:Ignorable="w14 w15 w16se w16cid w16 w16cex w16sdtdh w16sdtfl w16du wp14">
+  <w:p>
+    <w:pPr>
+      <w:jc w:val="center"/>
+    </w:pPr>
+    <w:r>
+      <w:fldChar w:fldCharType="begin"/>
+    </w:r>
+    <w:r>
+      <w:instrText>PAGE</w:instrText>
+    </w:r>
+    <w:r>
+      <w:fldChar w:fldCharType="separate"/>
+    </w:r>
+    <w:r>
+      <w:rPr>
+        <w:noProof/>
+      </w:rPr>
+      <w:t>20</w:t>
     </w:r>
     <w:r>
       <w:fldChar w:fldCharType="end"/>
@@ -5383,7 +4839,7 @@
       <w:rPr>
         <w:noProof/>
       </w:rPr>
-      <w:t>13</w:t>
+      <w:t>5</w:t>
     </w:r>
     <w:r>
       <w:fldChar w:fldCharType="end"/>
@@ -5411,7 +4867,7 @@
       <w:rPr>
         <w:noProof/>
       </w:rPr>
-      <w:t>17</w:t>
+      <w:t>12</w:t>
     </w:r>
     <w:r>
       <w:fldChar w:fldCharType="end"/>
@@ -5439,7 +4895,7 @@
       <w:rPr>
         <w:noProof/>
       </w:rPr>
-      <w:t>18</w:t>
+      <w:t>13</w:t>
     </w:r>
     <w:r>
       <w:fldChar w:fldCharType="end"/>
@@ -5467,7 +4923,7 @@
       <w:rPr>
         <w:noProof/>
       </w:rPr>
-      <w:t>19</w:t>
+      <w:t>17</w:t>
     </w:r>
     <w:r>
       <w:fldChar w:fldCharType="end"/>
@@ -5495,7 +4951,7 @@
       <w:rPr>
         <w:noProof/>
       </w:rPr>
-      <w:t>20</w:t>
+      <w:t>18</w:t>
     </w:r>
     <w:r>
       <w:fldChar w:fldCharType="end"/>
